--- a/docs/grant_overview_and_proposal.docx
+++ b/docs/grant_overview_and_proposal.docx
@@ -1882,7 +1882,7 @@
           <w:sz w:val="26"/>
           <w:szCs w:val="26"/>
         </w:rPr>
-        <w:t xml:space="preserve">3. Convergent-risk index.</w:t>
+        <w:t xml:space="preserve">3. Convergent-risk index (dual-percentile).</w:t>
       </w:r>
     </w:p>
     <w:p>
@@ -1896,7 +1896,7 @@
           <w:sz w:val="22"/>
           <w:szCs w:val="22"/>
         </w:rPr>
-        <w:t xml:space="preserve">Compute an equal-weighted convergent-risk index as the mean of (a) the national percentile of the power-dependent DME rate and (b) the composite hazard score. Counties scoring in the top quartile on both dimensions are flagged as priority jurisdictions for preparedness intervention.</w:t>
+        <w:t xml:space="preserve">Compute the equal-weighted convergent-risk index as the mean of two national percentile ranks: (a) the percentile rank of the county’s composite 5-hazard score, and (b) the percentile rank of the county’s power-dependent DME rate. Both inputs are rescaled to 0–100 before averaging; this is necessary because the raw composite hazard score spans 0–100 while the raw power-dependency rate spans approximately 0–40% (median ~5%), so averaging the raw values would under-weight power dependency by roughly 15-fold and artificially privilege high-hazard California counties. Under the dual-percentile formulation, a county ranks highest when it scores near the national top on both dimensions simultaneously. Counties scoring in the top quartile on both dimensions are flagged as priority jurisdictions for preparedness intervention.</w:t>
       </w:r>
     </w:p>
     <w:p>
@@ -1989,7 +1989,7 @@
           <w:sz w:val="22"/>
           <w:szCs w:val="22"/>
         </w:rPr>
-        <w:t xml:space="preserve">Phase 1 analysis of 3,131 matched counties (out of 3,212 total; 81 excluded due to insufficient FEMA hazard data, 5 additional counties suppressed under HIPAA cell-size rules) produces three findings of immediate policy relevance:</w:t>
+        <w:t xml:space="preserve">Phase 1 analysis of 3,131 matched counties (out of 3,212 total joined; 81 excluded due to insufficient FEMA hazard data, 5 additional counties suppressed under HIPAA cell-size rules) produces three findings of immediate policy relevance:</w:t>
       </w:r>
     </w:p>
     <w:p>
@@ -2007,7 +2007,7 @@
           <w:sz w:val="22"/>
           <w:szCs w:val="22"/>
         </w:rPr>
-        <w:t xml:space="preserve">San Joaquin Valley, California dominates the top national rankings. Kern, Fresno, and Madera counties occupy the top three positions on the convergent-risk index (scores 51.8, 51.5, and 51.5 respectively), driven by wildfire, drought, and heat scores at the 97th–99th national percentile combined with a Medicare population that includes a meaningful share of electricity-dependent device users.</w:t>
+        <w:t xml:space="preserve">The Intermountain West / Four Corners corridor dominates the national convergent-risk ranking. San Juan, NM leads the nation (index 96.9), with El Paso, CO (94.5), Bernalillo, NM (94.2), Sandoval, NM (94.1), and Adams, CO (93.8) completing the top five. All ten of the top-ranked counties sit in New Mexico, Colorado, or Utah — a corridor jointly exposed to drought, heat wave, and wildfire hazard at or above the 90th national percentile and carrying power-dependent Medicare populations in the top decile. This is the region where structural power-dependency and grid-disruptive climate hazard converge most sharply.</w:t>
       </w:r>
     </w:p>
     <w:p>
@@ -2025,7 +2025,7 @@
           <w:sz w:val="22"/>
           <w:szCs w:val="22"/>
         </w:rPr>
-        <w:t xml:space="preserve">Baptist Health’s primary service area falls in the national top 10. Palm Beach (rank 8) and Miami-Dade (rank 9) are identified by hurricane and coastal-flood exposure convergent with Medicare populations whose power-dependency rates sit above the national median. This places the grant-holder institution geographically within one of the highest-risk zones the analysis identifies — a finding with direct relevance for Baptist Health’s disaster-preparedness planning.</w:t>
+        <w:t xml:space="preserve">A second, distinct risk profile emerges along the Southeast coast — and directly within Baptist Health’s primary service area. Palm Beach (hazard percentile 99.8) and Miami-Dade (99.7) sit in the top 1% of US counties on the composite hazard score, driven by hurricane and coastal-flood exposure, making Baptist Health South Florida the highest-climate-hazard-exposed major hospital system in the Southeast. Their convergent-risk ranks (1,558 and 1,013 respectively) are held below the Intermountain West only because South Florida’s Medicare power-dependency rate sits in the bottom tercile nationally — a profile of extreme climate exposure convergent with moderate device-dependency. The finding nonetheless places the grant-holder institution at the frontline of the hurricane/coastal-flood pathway and identifies it as the largest-scale US hospital system operating in a top-1%-hazard environment.</w:t>
       </w:r>
     </w:p>
     <w:p>
@@ -2043,7 +2043,7 @@
           <w:sz w:val="22"/>
           <w:szCs w:val="22"/>
         </w:rPr>
-        <w:t xml:space="preserve">A second, distinct risk pathway emerges in the rural Southwest. San Juan County, NM and El Paso, Pueblo, and Adams counties, CO rank in the top 20 despite moderate hazard scores, driven entirely by electrically-dependent Medicare populations exceeding 11% of the total Medicare enrollment. This shows that extreme power dependency operates as an independent vulnerability pathway, not merely an amplifier of extreme hazard exposure.</w:t>
+        <w:t xml:space="preserve">Power dependency operates as an independent vulnerability pathway. Several counties in the top 25 — including Pueblo, CO (rank 12, hazard 86.7 / power 98.2), Iron, UT (rank 13, hazard 87.0 / power 97.5), Millard, UT (rank 14, hazard 86.9 / power 97.0), and Garfield, UT (rank 21, hazard 82.1 / power 98.9) — reach top-ranked positions on moderate hazard scores but extreme power-dependency rates near the national ceiling. This confirms that electricity-dependent disability cannot be treated as a secondary amplifier of climate exposure; in multiple US regions it is itself the dominant driver of disaster risk.</w:t>
       </w:r>
     </w:p>
     <w:p>
@@ -2064,9 +2064,2196 @@
           <w:sz w:val="22"/>
           <w:szCs w:val="22"/>
         </w:rPr>
-        <w:t xml:space="preserve">Together, these findings identify two geographically and mechanistically distinct categories of highest-risk county — high-hazard coastal/wildfire states, and high-dependency rural-Southwest states — each of which requires a different preparedness response.</w:t>
-      </w:r>
-    </w:p>
+        <w:t xml:space="preserve">Together, these findings identify two geographically and mechanistically distinct categories of highest-risk county — the Intermountain West drought-and-dependency corridor, and the Southeast hurricane-and-coastal-flood coast including Baptist Health’s service area — each of which requires a different preparedness response.</w:t>
+      </w:r>
+    </w:p>
+    <w:p>
+      <w:pPr>
+        <w:pStyle w:val="Heading2"/>
+        <w:spacing w:after="120" w:before="220"/>
+      </w:pPr>
+      <w:r>
+        <w:rPr>
+          <w:rFonts w:ascii="Calibri" w:cs="Calibri" w:eastAsia="Calibri" w:hAnsi="Calibri"/>
+          <w:b/>
+          <w:bCs/>
+          <w:color w:val="1A1A1A"/>
+          <w:sz w:val="26"/>
+          <w:szCs w:val="26"/>
+        </w:rPr>
+        <w:t xml:space="preserve">Top 10 counties by convergent-risk index (dual-percentile)</w:t>
+      </w:r>
+    </w:p>
+    <w:tbl>
+      <w:tblPr>
+        <w:tblW w:type="dxa" w:w="9360"/>
+        <w:tblBorders>
+          <w:top w:val="single" w:color="auto" w:sz="4"/>
+          <w:left w:val="single" w:color="auto" w:sz="4"/>
+          <w:bottom w:val="single" w:color="auto" w:sz="4"/>
+          <w:right w:val="single" w:color="auto" w:sz="4"/>
+          <w:insideH w:val="single" w:color="auto" w:sz="4"/>
+          <w:insideV w:val="single" w:color="auto" w:sz="4"/>
+        </w:tblBorders>
+      </w:tblPr>
+      <w:tblGrid>
+        <w:gridCol w:w="600"/>
+        <w:gridCol w:w="2600"/>
+        <w:gridCol w:w="1800"/>
+        <w:gridCol w:w="1400"/>
+        <w:gridCol w:w="1480"/>
+        <w:gridCol w:w="1480"/>
+      </w:tblGrid>
+      <w:tr>
+        <w:trPr>
+          <w:tblHeader/>
+        </w:trPr>
+        <w:tc>
+          <w:tcPr>
+            <w:tcW w:type="dxa" w:w="600"/>
+            <w:tcBorders>
+              <w:top w:val="single" w:color="B0B0B0" w:sz="4"/>
+              <w:left w:val="single" w:color="B0B0B0" w:sz="4"/>
+              <w:bottom w:val="single" w:color="B0B0B0" w:sz="4"/>
+              <w:right w:val="single" w:color="B0B0B0" w:sz="4"/>
+            </w:tcBorders>
+            <w:shd w:fill="F1E4E4" w:val="clear"/>
+            <w:tcMar>
+              <w:top w:type="dxa" w:w="80"/>
+              <w:left w:type="dxa" w:w="120"/>
+              <w:bottom w:type="dxa" w:w="80"/>
+              <w:right w:type="dxa" w:w="120"/>
+            </w:tcMar>
+          </w:tcPr>
+          <w:p>
+            <w:pPr>
+              <w:spacing w:after="0"/>
+            </w:pPr>
+            <w:r>
+              <w:rPr>
+                <w:rFonts w:ascii="Calibri" w:cs="Calibri" w:eastAsia="Calibri" w:hAnsi="Calibri"/>
+                <w:b/>
+                <w:bCs/>
+                <w:color w:val="1A1A1A"/>
+                <w:sz w:val="20"/>
+                <w:szCs w:val="20"/>
+              </w:rPr>
+              <w:t xml:space="preserve">#</w:t>
+            </w:r>
+          </w:p>
+        </w:tc>
+        <w:tc>
+          <w:tcPr>
+            <w:tcW w:type="dxa" w:w="2600"/>
+            <w:tcBorders>
+              <w:top w:val="single" w:color="B0B0B0" w:sz="4"/>
+              <w:left w:val="single" w:color="B0B0B0" w:sz="4"/>
+              <w:bottom w:val="single" w:color="B0B0B0" w:sz="4"/>
+              <w:right w:val="single" w:color="B0B0B0" w:sz="4"/>
+            </w:tcBorders>
+            <w:shd w:fill="F1E4E4" w:val="clear"/>
+            <w:tcMar>
+              <w:top w:type="dxa" w:w="80"/>
+              <w:left w:type="dxa" w:w="120"/>
+              <w:bottom w:type="dxa" w:w="80"/>
+              <w:right w:type="dxa" w:w="120"/>
+            </w:tcMar>
+          </w:tcPr>
+          <w:p>
+            <w:pPr>
+              <w:spacing w:after="0"/>
+            </w:pPr>
+            <w:r>
+              <w:rPr>
+                <w:rFonts w:ascii="Calibri" w:cs="Calibri" w:eastAsia="Calibri" w:hAnsi="Calibri"/>
+                <w:b/>
+                <w:bCs/>
+                <w:color w:val="1A1A1A"/>
+                <w:sz w:val="20"/>
+                <w:szCs w:val="20"/>
+              </w:rPr>
+              <w:t xml:space="preserve">County</w:t>
+            </w:r>
+          </w:p>
+        </w:tc>
+        <w:tc>
+          <w:tcPr>
+            <w:tcW w:type="dxa" w:w="1800"/>
+            <w:tcBorders>
+              <w:top w:val="single" w:color="B0B0B0" w:sz="4"/>
+              <w:left w:val="single" w:color="B0B0B0" w:sz="4"/>
+              <w:bottom w:val="single" w:color="B0B0B0" w:sz="4"/>
+              <w:right w:val="single" w:color="B0B0B0" w:sz="4"/>
+            </w:tcBorders>
+            <w:shd w:fill="F1E4E4" w:val="clear"/>
+            <w:tcMar>
+              <w:top w:type="dxa" w:w="80"/>
+              <w:left w:type="dxa" w:w="120"/>
+              <w:bottom w:type="dxa" w:w="80"/>
+              <w:right w:type="dxa" w:w="120"/>
+            </w:tcMar>
+          </w:tcPr>
+          <w:p>
+            <w:pPr>
+              <w:spacing w:after="0"/>
+            </w:pPr>
+            <w:r>
+              <w:rPr>
+                <w:rFonts w:ascii="Calibri" w:cs="Calibri" w:eastAsia="Calibri" w:hAnsi="Calibri"/>
+                <w:b/>
+                <w:bCs/>
+                <w:color w:val="1A1A1A"/>
+                <w:sz w:val="20"/>
+                <w:szCs w:val="20"/>
+              </w:rPr>
+              <w:t xml:space="preserve">State</w:t>
+            </w:r>
+          </w:p>
+        </w:tc>
+        <w:tc>
+          <w:tcPr>
+            <w:tcW w:type="dxa" w:w="1400"/>
+            <w:tcBorders>
+              <w:top w:val="single" w:color="B0B0B0" w:sz="4"/>
+              <w:left w:val="single" w:color="B0B0B0" w:sz="4"/>
+              <w:bottom w:val="single" w:color="B0B0B0" w:sz="4"/>
+              <w:right w:val="single" w:color="B0B0B0" w:sz="4"/>
+            </w:tcBorders>
+            <w:shd w:fill="F1E4E4" w:val="clear"/>
+            <w:tcMar>
+              <w:top w:type="dxa" w:w="80"/>
+              <w:left w:type="dxa" w:w="120"/>
+              <w:bottom w:type="dxa" w:w="80"/>
+              <w:right w:type="dxa" w:w="120"/>
+            </w:tcMar>
+          </w:tcPr>
+          <w:p>
+            <w:pPr>
+              <w:spacing w:after="0"/>
+            </w:pPr>
+            <w:r>
+              <w:rPr>
+                <w:rFonts w:ascii="Calibri" w:cs="Calibri" w:eastAsia="Calibri" w:hAnsi="Calibri"/>
+                <w:b/>
+                <w:bCs/>
+                <w:color w:val="1A1A1A"/>
+                <w:sz w:val="20"/>
+                <w:szCs w:val="20"/>
+              </w:rPr>
+              <w:t xml:space="preserve">Hazard pctile</w:t>
+            </w:r>
+          </w:p>
+        </w:tc>
+        <w:tc>
+          <w:tcPr>
+            <w:tcW w:type="dxa" w:w="1480"/>
+            <w:tcBorders>
+              <w:top w:val="single" w:color="B0B0B0" w:sz="4"/>
+              <w:left w:val="single" w:color="B0B0B0" w:sz="4"/>
+              <w:bottom w:val="single" w:color="B0B0B0" w:sz="4"/>
+              <w:right w:val="single" w:color="B0B0B0" w:sz="4"/>
+            </w:tcBorders>
+            <w:shd w:fill="F1E4E4" w:val="clear"/>
+            <w:tcMar>
+              <w:top w:type="dxa" w:w="80"/>
+              <w:left w:type="dxa" w:w="120"/>
+              <w:bottom w:type="dxa" w:w="80"/>
+              <w:right w:type="dxa" w:w="120"/>
+            </w:tcMar>
+          </w:tcPr>
+          <w:p>
+            <w:pPr>
+              <w:spacing w:after="0"/>
+            </w:pPr>
+            <w:r>
+              <w:rPr>
+                <w:rFonts w:ascii="Calibri" w:cs="Calibri" w:eastAsia="Calibri" w:hAnsi="Calibri"/>
+                <w:b/>
+                <w:bCs/>
+                <w:color w:val="1A1A1A"/>
+                <w:sz w:val="20"/>
+                <w:szCs w:val="20"/>
+              </w:rPr>
+              <w:t xml:space="preserve">Power pctile</w:t>
+            </w:r>
+          </w:p>
+        </w:tc>
+        <w:tc>
+          <w:tcPr>
+            <w:tcW w:type="dxa" w:w="1480"/>
+            <w:tcBorders>
+              <w:top w:val="single" w:color="B0B0B0" w:sz="4"/>
+              <w:left w:val="single" w:color="B0B0B0" w:sz="4"/>
+              <w:bottom w:val="single" w:color="B0B0B0" w:sz="4"/>
+              <w:right w:val="single" w:color="B0B0B0" w:sz="4"/>
+            </w:tcBorders>
+            <w:shd w:fill="F1E4E4" w:val="clear"/>
+            <w:tcMar>
+              <w:top w:type="dxa" w:w="80"/>
+              <w:left w:type="dxa" w:w="120"/>
+              <w:bottom w:type="dxa" w:w="80"/>
+              <w:right w:type="dxa" w:w="120"/>
+            </w:tcMar>
+          </w:tcPr>
+          <w:p>
+            <w:pPr>
+              <w:spacing w:after="0"/>
+            </w:pPr>
+            <w:r>
+              <w:rPr>
+                <w:rFonts w:ascii="Calibri" w:cs="Calibri" w:eastAsia="Calibri" w:hAnsi="Calibri"/>
+                <w:b/>
+                <w:bCs/>
+                <w:color w:val="1A1A1A"/>
+                <w:sz w:val="20"/>
+                <w:szCs w:val="20"/>
+              </w:rPr>
+              <w:t xml:space="preserve">Vuln. index</w:t>
+            </w:r>
+          </w:p>
+        </w:tc>
+      </w:tr>
+      <w:tr>
+        <w:tc>
+          <w:tcPr>
+            <w:tcW w:type="dxa" w:w="600"/>
+            <w:tcBorders>
+              <w:top w:val="single" w:color="B0B0B0" w:sz="4"/>
+              <w:left w:val="single" w:color="B0B0B0" w:sz="4"/>
+              <w:bottom w:val="single" w:color="B0B0B0" w:sz="4"/>
+              <w:right w:val="single" w:color="B0B0B0" w:sz="4"/>
+            </w:tcBorders>
+            <w:tcMar>
+              <w:top w:type="dxa" w:w="80"/>
+              <w:left w:type="dxa" w:w="120"/>
+              <w:bottom w:type="dxa" w:w="80"/>
+              <w:right w:type="dxa" w:w="120"/>
+            </w:tcMar>
+          </w:tcPr>
+          <w:p>
+            <w:pPr>
+              <w:spacing w:after="0"/>
+            </w:pPr>
+            <w:r>
+              <w:rPr>
+                <w:rFonts w:ascii="Calibri" w:cs="Calibri" w:eastAsia="Calibri" w:hAnsi="Calibri"/>
+                <w:b w:val="false"/>
+                <w:bCs w:val="false"/>
+                <w:sz w:val="20"/>
+                <w:szCs w:val="20"/>
+              </w:rPr>
+              <w:t xml:space="preserve">1</w:t>
+            </w:r>
+          </w:p>
+        </w:tc>
+        <w:tc>
+          <w:tcPr>
+            <w:tcW w:type="dxa" w:w="2600"/>
+            <w:tcBorders>
+              <w:top w:val="single" w:color="B0B0B0" w:sz="4"/>
+              <w:left w:val="single" w:color="B0B0B0" w:sz="4"/>
+              <w:bottom w:val="single" w:color="B0B0B0" w:sz="4"/>
+              <w:right w:val="single" w:color="B0B0B0" w:sz="4"/>
+            </w:tcBorders>
+            <w:tcMar>
+              <w:top w:type="dxa" w:w="80"/>
+              <w:left w:type="dxa" w:w="120"/>
+              <w:bottom w:type="dxa" w:w="80"/>
+              <w:right w:type="dxa" w:w="120"/>
+            </w:tcMar>
+          </w:tcPr>
+          <w:p>
+            <w:pPr>
+              <w:spacing w:after="0"/>
+            </w:pPr>
+            <w:r>
+              <w:rPr>
+                <w:rFonts w:ascii="Calibri" w:cs="Calibri" w:eastAsia="Calibri" w:hAnsi="Calibri"/>
+                <w:b w:val="false"/>
+                <w:bCs w:val="false"/>
+                <w:sz w:val="20"/>
+                <w:szCs w:val="20"/>
+              </w:rPr>
+              <w:t xml:space="preserve">San Juan</w:t>
+            </w:r>
+          </w:p>
+        </w:tc>
+        <w:tc>
+          <w:tcPr>
+            <w:tcW w:type="dxa" w:w="1800"/>
+            <w:tcBorders>
+              <w:top w:val="single" w:color="B0B0B0" w:sz="4"/>
+              <w:left w:val="single" w:color="B0B0B0" w:sz="4"/>
+              <w:bottom w:val="single" w:color="B0B0B0" w:sz="4"/>
+              <w:right w:val="single" w:color="B0B0B0" w:sz="4"/>
+            </w:tcBorders>
+            <w:tcMar>
+              <w:top w:type="dxa" w:w="80"/>
+              <w:left w:type="dxa" w:w="120"/>
+              <w:bottom w:type="dxa" w:w="80"/>
+              <w:right w:type="dxa" w:w="120"/>
+            </w:tcMar>
+          </w:tcPr>
+          <w:p>
+            <w:pPr>
+              <w:spacing w:after="0"/>
+            </w:pPr>
+            <w:r>
+              <w:rPr>
+                <w:rFonts w:ascii="Calibri" w:cs="Calibri" w:eastAsia="Calibri" w:hAnsi="Calibri"/>
+                <w:b w:val="false"/>
+                <w:bCs w:val="false"/>
+                <w:sz w:val="20"/>
+                <w:szCs w:val="20"/>
+              </w:rPr>
+              <w:t xml:space="preserve">NM</w:t>
+            </w:r>
+          </w:p>
+        </w:tc>
+        <w:tc>
+          <w:tcPr>
+            <w:tcW w:type="dxa" w:w="1400"/>
+            <w:tcBorders>
+              <w:top w:val="single" w:color="B0B0B0" w:sz="4"/>
+              <w:left w:val="single" w:color="B0B0B0" w:sz="4"/>
+              <w:bottom w:val="single" w:color="B0B0B0" w:sz="4"/>
+              <w:right w:val="single" w:color="B0B0B0" w:sz="4"/>
+            </w:tcBorders>
+            <w:tcMar>
+              <w:top w:type="dxa" w:w="80"/>
+              <w:left w:type="dxa" w:w="120"/>
+              <w:bottom w:type="dxa" w:w="80"/>
+              <w:right w:type="dxa" w:w="120"/>
+            </w:tcMar>
+          </w:tcPr>
+          <w:p>
+            <w:pPr>
+              <w:spacing w:after="0"/>
+            </w:pPr>
+            <w:r>
+              <w:rPr>
+                <w:rFonts w:ascii="Calibri" w:cs="Calibri" w:eastAsia="Calibri" w:hAnsi="Calibri"/>
+                <w:b w:val="false"/>
+                <w:bCs w:val="false"/>
+                <w:sz w:val="20"/>
+                <w:szCs w:val="20"/>
+              </w:rPr>
+              <w:t xml:space="preserve">98.3</w:t>
+            </w:r>
+          </w:p>
+        </w:tc>
+        <w:tc>
+          <w:tcPr>
+            <w:tcW w:type="dxa" w:w="1480"/>
+            <w:tcBorders>
+              <w:top w:val="single" w:color="B0B0B0" w:sz="4"/>
+              <w:left w:val="single" w:color="B0B0B0" w:sz="4"/>
+              <w:bottom w:val="single" w:color="B0B0B0" w:sz="4"/>
+              <w:right w:val="single" w:color="B0B0B0" w:sz="4"/>
+            </w:tcBorders>
+            <w:tcMar>
+              <w:top w:type="dxa" w:w="80"/>
+              <w:left w:type="dxa" w:w="120"/>
+              <w:bottom w:type="dxa" w:w="80"/>
+              <w:right w:type="dxa" w:w="120"/>
+            </w:tcMar>
+          </w:tcPr>
+          <w:p>
+            <w:pPr>
+              <w:spacing w:after="0"/>
+            </w:pPr>
+            <w:r>
+              <w:rPr>
+                <w:rFonts w:ascii="Calibri" w:cs="Calibri" w:eastAsia="Calibri" w:hAnsi="Calibri"/>
+                <w:b w:val="false"/>
+                <w:bCs w:val="false"/>
+                <w:sz w:val="20"/>
+                <w:szCs w:val="20"/>
+              </w:rPr>
+              <w:t xml:space="preserve">95.6</w:t>
+            </w:r>
+          </w:p>
+        </w:tc>
+        <w:tc>
+          <w:tcPr>
+            <w:tcW w:type="dxa" w:w="1480"/>
+            <w:tcBorders>
+              <w:top w:val="single" w:color="B0B0B0" w:sz="4"/>
+              <w:left w:val="single" w:color="B0B0B0" w:sz="4"/>
+              <w:bottom w:val="single" w:color="B0B0B0" w:sz="4"/>
+              <w:right w:val="single" w:color="B0B0B0" w:sz="4"/>
+            </w:tcBorders>
+            <w:tcMar>
+              <w:top w:type="dxa" w:w="80"/>
+              <w:left w:type="dxa" w:w="120"/>
+              <w:bottom w:type="dxa" w:w="80"/>
+              <w:right w:type="dxa" w:w="120"/>
+            </w:tcMar>
+          </w:tcPr>
+          <w:p>
+            <w:pPr>
+              <w:spacing w:after="0"/>
+            </w:pPr>
+            <w:r>
+              <w:rPr>
+                <w:rFonts w:ascii="Calibri" w:cs="Calibri" w:eastAsia="Calibri" w:hAnsi="Calibri"/>
+                <w:b w:val="false"/>
+                <w:bCs w:val="false"/>
+                <w:sz w:val="20"/>
+                <w:szCs w:val="20"/>
+              </w:rPr>
+              <w:t xml:space="preserve">96.9</w:t>
+            </w:r>
+          </w:p>
+        </w:tc>
+      </w:tr>
+      <w:tr>
+        <w:tc>
+          <w:tcPr>
+            <w:tcW w:type="dxa" w:w="600"/>
+            <w:tcBorders>
+              <w:top w:val="single" w:color="B0B0B0" w:sz="4"/>
+              <w:left w:val="single" w:color="B0B0B0" w:sz="4"/>
+              <w:bottom w:val="single" w:color="B0B0B0" w:sz="4"/>
+              <w:right w:val="single" w:color="B0B0B0" w:sz="4"/>
+            </w:tcBorders>
+            <w:tcMar>
+              <w:top w:type="dxa" w:w="80"/>
+              <w:left w:type="dxa" w:w="120"/>
+              <w:bottom w:type="dxa" w:w="80"/>
+              <w:right w:type="dxa" w:w="120"/>
+            </w:tcMar>
+          </w:tcPr>
+          <w:p>
+            <w:pPr>
+              <w:spacing w:after="0"/>
+            </w:pPr>
+            <w:r>
+              <w:rPr>
+                <w:rFonts w:ascii="Calibri" w:cs="Calibri" w:eastAsia="Calibri" w:hAnsi="Calibri"/>
+                <w:b w:val="false"/>
+                <w:bCs w:val="false"/>
+                <w:sz w:val="20"/>
+                <w:szCs w:val="20"/>
+              </w:rPr>
+              <w:t xml:space="preserve">2</w:t>
+            </w:r>
+          </w:p>
+        </w:tc>
+        <w:tc>
+          <w:tcPr>
+            <w:tcW w:type="dxa" w:w="2600"/>
+            <w:tcBorders>
+              <w:top w:val="single" w:color="B0B0B0" w:sz="4"/>
+              <w:left w:val="single" w:color="B0B0B0" w:sz="4"/>
+              <w:bottom w:val="single" w:color="B0B0B0" w:sz="4"/>
+              <w:right w:val="single" w:color="B0B0B0" w:sz="4"/>
+            </w:tcBorders>
+            <w:tcMar>
+              <w:top w:type="dxa" w:w="80"/>
+              <w:left w:type="dxa" w:w="120"/>
+              <w:bottom w:type="dxa" w:w="80"/>
+              <w:right w:type="dxa" w:w="120"/>
+            </w:tcMar>
+          </w:tcPr>
+          <w:p>
+            <w:pPr>
+              <w:spacing w:after="0"/>
+            </w:pPr>
+            <w:r>
+              <w:rPr>
+                <w:rFonts w:ascii="Calibri" w:cs="Calibri" w:eastAsia="Calibri" w:hAnsi="Calibri"/>
+                <w:b w:val="false"/>
+                <w:bCs w:val="false"/>
+                <w:sz w:val="20"/>
+                <w:szCs w:val="20"/>
+              </w:rPr>
+              <w:t xml:space="preserve">El Paso</w:t>
+            </w:r>
+          </w:p>
+        </w:tc>
+        <w:tc>
+          <w:tcPr>
+            <w:tcW w:type="dxa" w:w="1800"/>
+            <w:tcBorders>
+              <w:top w:val="single" w:color="B0B0B0" w:sz="4"/>
+              <w:left w:val="single" w:color="B0B0B0" w:sz="4"/>
+              <w:bottom w:val="single" w:color="B0B0B0" w:sz="4"/>
+              <w:right w:val="single" w:color="B0B0B0" w:sz="4"/>
+            </w:tcBorders>
+            <w:tcMar>
+              <w:top w:type="dxa" w:w="80"/>
+              <w:left w:type="dxa" w:w="120"/>
+              <w:bottom w:type="dxa" w:w="80"/>
+              <w:right w:type="dxa" w:w="120"/>
+            </w:tcMar>
+          </w:tcPr>
+          <w:p>
+            <w:pPr>
+              <w:spacing w:after="0"/>
+            </w:pPr>
+            <w:r>
+              <w:rPr>
+                <w:rFonts w:ascii="Calibri" w:cs="Calibri" w:eastAsia="Calibri" w:hAnsi="Calibri"/>
+                <w:b w:val="false"/>
+                <w:bCs w:val="false"/>
+                <w:sz w:val="20"/>
+                <w:szCs w:val="20"/>
+              </w:rPr>
+              <w:t xml:space="preserve">CO</w:t>
+            </w:r>
+          </w:p>
+        </w:tc>
+        <w:tc>
+          <w:tcPr>
+            <w:tcW w:type="dxa" w:w="1400"/>
+            <w:tcBorders>
+              <w:top w:val="single" w:color="B0B0B0" w:sz="4"/>
+              <w:left w:val="single" w:color="B0B0B0" w:sz="4"/>
+              <w:bottom w:val="single" w:color="B0B0B0" w:sz="4"/>
+              <w:right w:val="single" w:color="B0B0B0" w:sz="4"/>
+            </w:tcBorders>
+            <w:tcMar>
+              <w:top w:type="dxa" w:w="80"/>
+              <w:left w:type="dxa" w:w="120"/>
+              <w:bottom w:type="dxa" w:w="80"/>
+              <w:right w:type="dxa" w:w="120"/>
+            </w:tcMar>
+          </w:tcPr>
+          <w:p>
+            <w:pPr>
+              <w:spacing w:after="0"/>
+            </w:pPr>
+            <w:r>
+              <w:rPr>
+                <w:rFonts w:ascii="Calibri" w:cs="Calibri" w:eastAsia="Calibri" w:hAnsi="Calibri"/>
+                <w:b w:val="false"/>
+                <w:bCs w:val="false"/>
+                <w:sz w:val="20"/>
+                <w:szCs w:val="20"/>
+              </w:rPr>
+              <w:t xml:space="preserve">92.0</w:t>
+            </w:r>
+          </w:p>
+        </w:tc>
+        <w:tc>
+          <w:tcPr>
+            <w:tcW w:type="dxa" w:w="1480"/>
+            <w:tcBorders>
+              <w:top w:val="single" w:color="B0B0B0" w:sz="4"/>
+              <w:left w:val="single" w:color="B0B0B0" w:sz="4"/>
+              <w:bottom w:val="single" w:color="B0B0B0" w:sz="4"/>
+              <w:right w:val="single" w:color="B0B0B0" w:sz="4"/>
+            </w:tcBorders>
+            <w:tcMar>
+              <w:top w:type="dxa" w:w="80"/>
+              <w:left w:type="dxa" w:w="120"/>
+              <w:bottom w:type="dxa" w:w="80"/>
+              <w:right w:type="dxa" w:w="120"/>
+            </w:tcMar>
+          </w:tcPr>
+          <w:p>
+            <w:pPr>
+              <w:spacing w:after="0"/>
+            </w:pPr>
+            <w:r>
+              <w:rPr>
+                <w:rFonts w:ascii="Calibri" w:cs="Calibri" w:eastAsia="Calibri" w:hAnsi="Calibri"/>
+                <w:b w:val="false"/>
+                <w:bCs w:val="false"/>
+                <w:sz w:val="20"/>
+                <w:szCs w:val="20"/>
+              </w:rPr>
+              <w:t xml:space="preserve">97.1</w:t>
+            </w:r>
+          </w:p>
+        </w:tc>
+        <w:tc>
+          <w:tcPr>
+            <w:tcW w:type="dxa" w:w="1480"/>
+            <w:tcBorders>
+              <w:top w:val="single" w:color="B0B0B0" w:sz="4"/>
+              <w:left w:val="single" w:color="B0B0B0" w:sz="4"/>
+              <w:bottom w:val="single" w:color="B0B0B0" w:sz="4"/>
+              <w:right w:val="single" w:color="B0B0B0" w:sz="4"/>
+            </w:tcBorders>
+            <w:tcMar>
+              <w:top w:type="dxa" w:w="80"/>
+              <w:left w:type="dxa" w:w="120"/>
+              <w:bottom w:type="dxa" w:w="80"/>
+              <w:right w:type="dxa" w:w="120"/>
+            </w:tcMar>
+          </w:tcPr>
+          <w:p>
+            <w:pPr>
+              <w:spacing w:after="0"/>
+            </w:pPr>
+            <w:r>
+              <w:rPr>
+                <w:rFonts w:ascii="Calibri" w:cs="Calibri" w:eastAsia="Calibri" w:hAnsi="Calibri"/>
+                <w:b w:val="false"/>
+                <w:bCs w:val="false"/>
+                <w:sz w:val="20"/>
+                <w:szCs w:val="20"/>
+              </w:rPr>
+              <w:t xml:space="preserve">94.5</w:t>
+            </w:r>
+          </w:p>
+        </w:tc>
+      </w:tr>
+      <w:tr>
+        <w:tc>
+          <w:tcPr>
+            <w:tcW w:type="dxa" w:w="600"/>
+            <w:tcBorders>
+              <w:top w:val="single" w:color="B0B0B0" w:sz="4"/>
+              <w:left w:val="single" w:color="B0B0B0" w:sz="4"/>
+              <w:bottom w:val="single" w:color="B0B0B0" w:sz="4"/>
+              <w:right w:val="single" w:color="B0B0B0" w:sz="4"/>
+            </w:tcBorders>
+            <w:tcMar>
+              <w:top w:type="dxa" w:w="80"/>
+              <w:left w:type="dxa" w:w="120"/>
+              <w:bottom w:type="dxa" w:w="80"/>
+              <w:right w:type="dxa" w:w="120"/>
+            </w:tcMar>
+          </w:tcPr>
+          <w:p>
+            <w:pPr>
+              <w:spacing w:after="0"/>
+            </w:pPr>
+            <w:r>
+              <w:rPr>
+                <w:rFonts w:ascii="Calibri" w:cs="Calibri" w:eastAsia="Calibri" w:hAnsi="Calibri"/>
+                <w:b w:val="false"/>
+                <w:bCs w:val="false"/>
+                <w:sz w:val="20"/>
+                <w:szCs w:val="20"/>
+              </w:rPr>
+              <w:t xml:space="preserve">3</w:t>
+            </w:r>
+          </w:p>
+        </w:tc>
+        <w:tc>
+          <w:tcPr>
+            <w:tcW w:type="dxa" w:w="2600"/>
+            <w:tcBorders>
+              <w:top w:val="single" w:color="B0B0B0" w:sz="4"/>
+              <w:left w:val="single" w:color="B0B0B0" w:sz="4"/>
+              <w:bottom w:val="single" w:color="B0B0B0" w:sz="4"/>
+              <w:right w:val="single" w:color="B0B0B0" w:sz="4"/>
+            </w:tcBorders>
+            <w:tcMar>
+              <w:top w:type="dxa" w:w="80"/>
+              <w:left w:type="dxa" w:w="120"/>
+              <w:bottom w:type="dxa" w:w="80"/>
+              <w:right w:type="dxa" w:w="120"/>
+            </w:tcMar>
+          </w:tcPr>
+          <w:p>
+            <w:pPr>
+              <w:spacing w:after="0"/>
+            </w:pPr>
+            <w:r>
+              <w:rPr>
+                <w:rFonts w:ascii="Calibri" w:cs="Calibri" w:eastAsia="Calibri" w:hAnsi="Calibri"/>
+                <w:b w:val="false"/>
+                <w:bCs w:val="false"/>
+                <w:sz w:val="20"/>
+                <w:szCs w:val="20"/>
+              </w:rPr>
+              <w:t xml:space="preserve">Bernalillo</w:t>
+            </w:r>
+          </w:p>
+        </w:tc>
+        <w:tc>
+          <w:tcPr>
+            <w:tcW w:type="dxa" w:w="1800"/>
+            <w:tcBorders>
+              <w:top w:val="single" w:color="B0B0B0" w:sz="4"/>
+              <w:left w:val="single" w:color="B0B0B0" w:sz="4"/>
+              <w:bottom w:val="single" w:color="B0B0B0" w:sz="4"/>
+              <w:right w:val="single" w:color="B0B0B0" w:sz="4"/>
+            </w:tcBorders>
+            <w:tcMar>
+              <w:top w:type="dxa" w:w="80"/>
+              <w:left w:type="dxa" w:w="120"/>
+              <w:bottom w:type="dxa" w:w="80"/>
+              <w:right w:type="dxa" w:w="120"/>
+            </w:tcMar>
+          </w:tcPr>
+          <w:p>
+            <w:pPr>
+              <w:spacing w:after="0"/>
+            </w:pPr>
+            <w:r>
+              <w:rPr>
+                <w:rFonts w:ascii="Calibri" w:cs="Calibri" w:eastAsia="Calibri" w:hAnsi="Calibri"/>
+                <w:b w:val="false"/>
+                <w:bCs w:val="false"/>
+                <w:sz w:val="20"/>
+                <w:szCs w:val="20"/>
+              </w:rPr>
+              <w:t xml:space="preserve">NM</w:t>
+            </w:r>
+          </w:p>
+        </w:tc>
+        <w:tc>
+          <w:tcPr>
+            <w:tcW w:type="dxa" w:w="1400"/>
+            <w:tcBorders>
+              <w:top w:val="single" w:color="B0B0B0" w:sz="4"/>
+              <w:left w:val="single" w:color="B0B0B0" w:sz="4"/>
+              <w:bottom w:val="single" w:color="B0B0B0" w:sz="4"/>
+              <w:right w:val="single" w:color="B0B0B0" w:sz="4"/>
+            </w:tcBorders>
+            <w:tcMar>
+              <w:top w:type="dxa" w:w="80"/>
+              <w:left w:type="dxa" w:w="120"/>
+              <w:bottom w:type="dxa" w:w="80"/>
+              <w:right w:type="dxa" w:w="120"/>
+            </w:tcMar>
+          </w:tcPr>
+          <w:p>
+            <w:pPr>
+              <w:spacing w:after="0"/>
+            </w:pPr>
+            <w:r>
+              <w:rPr>
+                <w:rFonts w:ascii="Calibri" w:cs="Calibri" w:eastAsia="Calibri" w:hAnsi="Calibri"/>
+                <w:b w:val="false"/>
+                <w:bCs w:val="false"/>
+                <w:sz w:val="20"/>
+                <w:szCs w:val="20"/>
+              </w:rPr>
+              <w:t xml:space="preserve">97.4</w:t>
+            </w:r>
+          </w:p>
+        </w:tc>
+        <w:tc>
+          <w:tcPr>
+            <w:tcW w:type="dxa" w:w="1480"/>
+            <w:tcBorders>
+              <w:top w:val="single" w:color="B0B0B0" w:sz="4"/>
+              <w:left w:val="single" w:color="B0B0B0" w:sz="4"/>
+              <w:bottom w:val="single" w:color="B0B0B0" w:sz="4"/>
+              <w:right w:val="single" w:color="B0B0B0" w:sz="4"/>
+            </w:tcBorders>
+            <w:tcMar>
+              <w:top w:type="dxa" w:w="80"/>
+              <w:left w:type="dxa" w:w="120"/>
+              <w:bottom w:type="dxa" w:w="80"/>
+              <w:right w:type="dxa" w:w="120"/>
+            </w:tcMar>
+          </w:tcPr>
+          <w:p>
+            <w:pPr>
+              <w:spacing w:after="0"/>
+            </w:pPr>
+            <w:r>
+              <w:rPr>
+                <w:rFonts w:ascii="Calibri" w:cs="Calibri" w:eastAsia="Calibri" w:hAnsi="Calibri"/>
+                <w:b w:val="false"/>
+                <w:bCs w:val="false"/>
+                <w:sz w:val="20"/>
+                <w:szCs w:val="20"/>
+              </w:rPr>
+              <w:t xml:space="preserve">91.0</w:t>
+            </w:r>
+          </w:p>
+        </w:tc>
+        <w:tc>
+          <w:tcPr>
+            <w:tcW w:type="dxa" w:w="1480"/>
+            <w:tcBorders>
+              <w:top w:val="single" w:color="B0B0B0" w:sz="4"/>
+              <w:left w:val="single" w:color="B0B0B0" w:sz="4"/>
+              <w:bottom w:val="single" w:color="B0B0B0" w:sz="4"/>
+              <w:right w:val="single" w:color="B0B0B0" w:sz="4"/>
+            </w:tcBorders>
+            <w:tcMar>
+              <w:top w:type="dxa" w:w="80"/>
+              <w:left w:type="dxa" w:w="120"/>
+              <w:bottom w:type="dxa" w:w="80"/>
+              <w:right w:type="dxa" w:w="120"/>
+            </w:tcMar>
+          </w:tcPr>
+          <w:p>
+            <w:pPr>
+              <w:spacing w:after="0"/>
+            </w:pPr>
+            <w:r>
+              <w:rPr>
+                <w:rFonts w:ascii="Calibri" w:cs="Calibri" w:eastAsia="Calibri" w:hAnsi="Calibri"/>
+                <w:b w:val="false"/>
+                <w:bCs w:val="false"/>
+                <w:sz w:val="20"/>
+                <w:szCs w:val="20"/>
+              </w:rPr>
+              <w:t xml:space="preserve">94.2</w:t>
+            </w:r>
+          </w:p>
+        </w:tc>
+      </w:tr>
+      <w:tr>
+        <w:tc>
+          <w:tcPr>
+            <w:tcW w:type="dxa" w:w="600"/>
+            <w:tcBorders>
+              <w:top w:val="single" w:color="B0B0B0" w:sz="4"/>
+              <w:left w:val="single" w:color="B0B0B0" w:sz="4"/>
+              <w:bottom w:val="single" w:color="B0B0B0" w:sz="4"/>
+              <w:right w:val="single" w:color="B0B0B0" w:sz="4"/>
+            </w:tcBorders>
+            <w:tcMar>
+              <w:top w:type="dxa" w:w="80"/>
+              <w:left w:type="dxa" w:w="120"/>
+              <w:bottom w:type="dxa" w:w="80"/>
+              <w:right w:type="dxa" w:w="120"/>
+            </w:tcMar>
+          </w:tcPr>
+          <w:p>
+            <w:pPr>
+              <w:spacing w:after="0"/>
+            </w:pPr>
+            <w:r>
+              <w:rPr>
+                <w:rFonts w:ascii="Calibri" w:cs="Calibri" w:eastAsia="Calibri" w:hAnsi="Calibri"/>
+                <w:b w:val="false"/>
+                <w:bCs w:val="false"/>
+                <w:sz w:val="20"/>
+                <w:szCs w:val="20"/>
+              </w:rPr>
+              <w:t xml:space="preserve">4</w:t>
+            </w:r>
+          </w:p>
+        </w:tc>
+        <w:tc>
+          <w:tcPr>
+            <w:tcW w:type="dxa" w:w="2600"/>
+            <w:tcBorders>
+              <w:top w:val="single" w:color="B0B0B0" w:sz="4"/>
+              <w:left w:val="single" w:color="B0B0B0" w:sz="4"/>
+              <w:bottom w:val="single" w:color="B0B0B0" w:sz="4"/>
+              <w:right w:val="single" w:color="B0B0B0" w:sz="4"/>
+            </w:tcBorders>
+            <w:tcMar>
+              <w:top w:type="dxa" w:w="80"/>
+              <w:left w:type="dxa" w:w="120"/>
+              <w:bottom w:type="dxa" w:w="80"/>
+              <w:right w:type="dxa" w:w="120"/>
+            </w:tcMar>
+          </w:tcPr>
+          <w:p>
+            <w:pPr>
+              <w:spacing w:after="0"/>
+            </w:pPr>
+            <w:r>
+              <w:rPr>
+                <w:rFonts w:ascii="Calibri" w:cs="Calibri" w:eastAsia="Calibri" w:hAnsi="Calibri"/>
+                <w:b w:val="false"/>
+                <w:bCs w:val="false"/>
+                <w:sz w:val="20"/>
+                <w:szCs w:val="20"/>
+              </w:rPr>
+              <w:t xml:space="preserve">Sandoval</w:t>
+            </w:r>
+          </w:p>
+        </w:tc>
+        <w:tc>
+          <w:tcPr>
+            <w:tcW w:type="dxa" w:w="1800"/>
+            <w:tcBorders>
+              <w:top w:val="single" w:color="B0B0B0" w:sz="4"/>
+              <w:left w:val="single" w:color="B0B0B0" w:sz="4"/>
+              <w:bottom w:val="single" w:color="B0B0B0" w:sz="4"/>
+              <w:right w:val="single" w:color="B0B0B0" w:sz="4"/>
+            </w:tcBorders>
+            <w:tcMar>
+              <w:top w:type="dxa" w:w="80"/>
+              <w:left w:type="dxa" w:w="120"/>
+              <w:bottom w:type="dxa" w:w="80"/>
+              <w:right w:type="dxa" w:w="120"/>
+            </w:tcMar>
+          </w:tcPr>
+          <w:p>
+            <w:pPr>
+              <w:spacing w:after="0"/>
+            </w:pPr>
+            <w:r>
+              <w:rPr>
+                <w:rFonts w:ascii="Calibri" w:cs="Calibri" w:eastAsia="Calibri" w:hAnsi="Calibri"/>
+                <w:b w:val="false"/>
+                <w:bCs w:val="false"/>
+                <w:sz w:val="20"/>
+                <w:szCs w:val="20"/>
+              </w:rPr>
+              <w:t xml:space="preserve">NM</w:t>
+            </w:r>
+          </w:p>
+        </w:tc>
+        <w:tc>
+          <w:tcPr>
+            <w:tcW w:type="dxa" w:w="1400"/>
+            <w:tcBorders>
+              <w:top w:val="single" w:color="B0B0B0" w:sz="4"/>
+              <w:left w:val="single" w:color="B0B0B0" w:sz="4"/>
+              <w:bottom w:val="single" w:color="B0B0B0" w:sz="4"/>
+              <w:right w:val="single" w:color="B0B0B0" w:sz="4"/>
+            </w:tcBorders>
+            <w:tcMar>
+              <w:top w:type="dxa" w:w="80"/>
+              <w:left w:type="dxa" w:w="120"/>
+              <w:bottom w:type="dxa" w:w="80"/>
+              <w:right w:type="dxa" w:w="120"/>
+            </w:tcMar>
+          </w:tcPr>
+          <w:p>
+            <w:pPr>
+              <w:spacing w:after="0"/>
+            </w:pPr>
+            <w:r>
+              <w:rPr>
+                <w:rFonts w:ascii="Calibri" w:cs="Calibri" w:eastAsia="Calibri" w:hAnsi="Calibri"/>
+                <w:b w:val="false"/>
+                <w:bCs w:val="false"/>
+                <w:sz w:val="20"/>
+                <w:szCs w:val="20"/>
+              </w:rPr>
+              <w:t xml:space="preserve">97.2</w:t>
+            </w:r>
+          </w:p>
+        </w:tc>
+        <w:tc>
+          <w:tcPr>
+            <w:tcW w:type="dxa" w:w="1480"/>
+            <w:tcBorders>
+              <w:top w:val="single" w:color="B0B0B0" w:sz="4"/>
+              <w:left w:val="single" w:color="B0B0B0" w:sz="4"/>
+              <w:bottom w:val="single" w:color="B0B0B0" w:sz="4"/>
+              <w:right w:val="single" w:color="B0B0B0" w:sz="4"/>
+            </w:tcBorders>
+            <w:tcMar>
+              <w:top w:type="dxa" w:w="80"/>
+              <w:left w:type="dxa" w:w="120"/>
+              <w:bottom w:type="dxa" w:w="80"/>
+              <w:right w:type="dxa" w:w="120"/>
+            </w:tcMar>
+          </w:tcPr>
+          <w:p>
+            <w:pPr>
+              <w:spacing w:after="0"/>
+            </w:pPr>
+            <w:r>
+              <w:rPr>
+                <w:rFonts w:ascii="Calibri" w:cs="Calibri" w:eastAsia="Calibri" w:hAnsi="Calibri"/>
+                <w:b w:val="false"/>
+                <w:bCs w:val="false"/>
+                <w:sz w:val="20"/>
+                <w:szCs w:val="20"/>
+              </w:rPr>
+              <w:t xml:space="preserve">91.1</w:t>
+            </w:r>
+          </w:p>
+        </w:tc>
+        <w:tc>
+          <w:tcPr>
+            <w:tcW w:type="dxa" w:w="1480"/>
+            <w:tcBorders>
+              <w:top w:val="single" w:color="B0B0B0" w:sz="4"/>
+              <w:left w:val="single" w:color="B0B0B0" w:sz="4"/>
+              <w:bottom w:val="single" w:color="B0B0B0" w:sz="4"/>
+              <w:right w:val="single" w:color="B0B0B0" w:sz="4"/>
+            </w:tcBorders>
+            <w:tcMar>
+              <w:top w:type="dxa" w:w="80"/>
+              <w:left w:type="dxa" w:w="120"/>
+              <w:bottom w:type="dxa" w:w="80"/>
+              <w:right w:type="dxa" w:w="120"/>
+            </w:tcMar>
+          </w:tcPr>
+          <w:p>
+            <w:pPr>
+              <w:spacing w:after="0"/>
+            </w:pPr>
+            <w:r>
+              <w:rPr>
+                <w:rFonts w:ascii="Calibri" w:cs="Calibri" w:eastAsia="Calibri" w:hAnsi="Calibri"/>
+                <w:b w:val="false"/>
+                <w:bCs w:val="false"/>
+                <w:sz w:val="20"/>
+                <w:szCs w:val="20"/>
+              </w:rPr>
+              <w:t xml:space="preserve">94.1</w:t>
+            </w:r>
+          </w:p>
+        </w:tc>
+      </w:tr>
+      <w:tr>
+        <w:tc>
+          <w:tcPr>
+            <w:tcW w:type="dxa" w:w="600"/>
+            <w:tcBorders>
+              <w:top w:val="single" w:color="B0B0B0" w:sz="4"/>
+              <w:left w:val="single" w:color="B0B0B0" w:sz="4"/>
+              <w:bottom w:val="single" w:color="B0B0B0" w:sz="4"/>
+              <w:right w:val="single" w:color="B0B0B0" w:sz="4"/>
+            </w:tcBorders>
+            <w:tcMar>
+              <w:top w:type="dxa" w:w="80"/>
+              <w:left w:type="dxa" w:w="120"/>
+              <w:bottom w:type="dxa" w:w="80"/>
+              <w:right w:type="dxa" w:w="120"/>
+            </w:tcMar>
+          </w:tcPr>
+          <w:p>
+            <w:pPr>
+              <w:spacing w:after="0"/>
+            </w:pPr>
+            <w:r>
+              <w:rPr>
+                <w:rFonts w:ascii="Calibri" w:cs="Calibri" w:eastAsia="Calibri" w:hAnsi="Calibri"/>
+                <w:b w:val="false"/>
+                <w:bCs w:val="false"/>
+                <w:sz w:val="20"/>
+                <w:szCs w:val="20"/>
+              </w:rPr>
+              <w:t xml:space="preserve">5</w:t>
+            </w:r>
+          </w:p>
+        </w:tc>
+        <w:tc>
+          <w:tcPr>
+            <w:tcW w:type="dxa" w:w="2600"/>
+            <w:tcBorders>
+              <w:top w:val="single" w:color="B0B0B0" w:sz="4"/>
+              <w:left w:val="single" w:color="B0B0B0" w:sz="4"/>
+              <w:bottom w:val="single" w:color="B0B0B0" w:sz="4"/>
+              <w:right w:val="single" w:color="B0B0B0" w:sz="4"/>
+            </w:tcBorders>
+            <w:tcMar>
+              <w:top w:type="dxa" w:w="80"/>
+              <w:left w:type="dxa" w:w="120"/>
+              <w:bottom w:type="dxa" w:w="80"/>
+              <w:right w:type="dxa" w:w="120"/>
+            </w:tcMar>
+          </w:tcPr>
+          <w:p>
+            <w:pPr>
+              <w:spacing w:after="0"/>
+            </w:pPr>
+            <w:r>
+              <w:rPr>
+                <w:rFonts w:ascii="Calibri" w:cs="Calibri" w:eastAsia="Calibri" w:hAnsi="Calibri"/>
+                <w:b w:val="false"/>
+                <w:bCs w:val="false"/>
+                <w:sz w:val="20"/>
+                <w:szCs w:val="20"/>
+              </w:rPr>
+              <w:t xml:space="preserve">Adams</w:t>
+            </w:r>
+          </w:p>
+        </w:tc>
+        <w:tc>
+          <w:tcPr>
+            <w:tcW w:type="dxa" w:w="1800"/>
+            <w:tcBorders>
+              <w:top w:val="single" w:color="B0B0B0" w:sz="4"/>
+              <w:left w:val="single" w:color="B0B0B0" w:sz="4"/>
+              <w:bottom w:val="single" w:color="B0B0B0" w:sz="4"/>
+              <w:right w:val="single" w:color="B0B0B0" w:sz="4"/>
+            </w:tcBorders>
+            <w:tcMar>
+              <w:top w:type="dxa" w:w="80"/>
+              <w:left w:type="dxa" w:w="120"/>
+              <w:bottom w:type="dxa" w:w="80"/>
+              <w:right w:type="dxa" w:w="120"/>
+            </w:tcMar>
+          </w:tcPr>
+          <w:p>
+            <w:pPr>
+              <w:spacing w:after="0"/>
+            </w:pPr>
+            <w:r>
+              <w:rPr>
+                <w:rFonts w:ascii="Calibri" w:cs="Calibri" w:eastAsia="Calibri" w:hAnsi="Calibri"/>
+                <w:b w:val="false"/>
+                <w:bCs w:val="false"/>
+                <w:sz w:val="20"/>
+                <w:szCs w:val="20"/>
+              </w:rPr>
+              <w:t xml:space="preserve">CO</w:t>
+            </w:r>
+          </w:p>
+        </w:tc>
+        <w:tc>
+          <w:tcPr>
+            <w:tcW w:type="dxa" w:w="1400"/>
+            <w:tcBorders>
+              <w:top w:val="single" w:color="B0B0B0" w:sz="4"/>
+              <w:left w:val="single" w:color="B0B0B0" w:sz="4"/>
+              <w:bottom w:val="single" w:color="B0B0B0" w:sz="4"/>
+              <w:right w:val="single" w:color="B0B0B0" w:sz="4"/>
+            </w:tcBorders>
+            <w:tcMar>
+              <w:top w:type="dxa" w:w="80"/>
+              <w:left w:type="dxa" w:w="120"/>
+              <w:bottom w:type="dxa" w:w="80"/>
+              <w:right w:type="dxa" w:w="120"/>
+            </w:tcMar>
+          </w:tcPr>
+          <w:p>
+            <w:pPr>
+              <w:spacing w:after="0"/>
+            </w:pPr>
+            <w:r>
+              <w:rPr>
+                <w:rFonts w:ascii="Calibri" w:cs="Calibri" w:eastAsia="Calibri" w:hAnsi="Calibri"/>
+                <w:b w:val="false"/>
+                <w:bCs w:val="false"/>
+                <w:sz w:val="20"/>
+                <w:szCs w:val="20"/>
+              </w:rPr>
+              <w:t xml:space="preserve">92.0</w:t>
+            </w:r>
+          </w:p>
+        </w:tc>
+        <w:tc>
+          <w:tcPr>
+            <w:tcW w:type="dxa" w:w="1480"/>
+            <w:tcBorders>
+              <w:top w:val="single" w:color="B0B0B0" w:sz="4"/>
+              <w:left w:val="single" w:color="B0B0B0" w:sz="4"/>
+              <w:bottom w:val="single" w:color="B0B0B0" w:sz="4"/>
+              <w:right w:val="single" w:color="B0B0B0" w:sz="4"/>
+            </w:tcBorders>
+            <w:tcMar>
+              <w:top w:type="dxa" w:w="80"/>
+              <w:left w:type="dxa" w:w="120"/>
+              <w:bottom w:type="dxa" w:w="80"/>
+              <w:right w:type="dxa" w:w="120"/>
+            </w:tcMar>
+          </w:tcPr>
+          <w:p>
+            <w:pPr>
+              <w:spacing w:after="0"/>
+            </w:pPr>
+            <w:r>
+              <w:rPr>
+                <w:rFonts w:ascii="Calibri" w:cs="Calibri" w:eastAsia="Calibri" w:hAnsi="Calibri"/>
+                <w:b w:val="false"/>
+                <w:bCs w:val="false"/>
+                <w:sz w:val="20"/>
+                <w:szCs w:val="20"/>
+              </w:rPr>
+              <w:t xml:space="preserve">95.6</w:t>
+            </w:r>
+          </w:p>
+        </w:tc>
+        <w:tc>
+          <w:tcPr>
+            <w:tcW w:type="dxa" w:w="1480"/>
+            <w:tcBorders>
+              <w:top w:val="single" w:color="B0B0B0" w:sz="4"/>
+              <w:left w:val="single" w:color="B0B0B0" w:sz="4"/>
+              <w:bottom w:val="single" w:color="B0B0B0" w:sz="4"/>
+              <w:right w:val="single" w:color="B0B0B0" w:sz="4"/>
+            </w:tcBorders>
+            <w:tcMar>
+              <w:top w:type="dxa" w:w="80"/>
+              <w:left w:type="dxa" w:w="120"/>
+              <w:bottom w:type="dxa" w:w="80"/>
+              <w:right w:type="dxa" w:w="120"/>
+            </w:tcMar>
+          </w:tcPr>
+          <w:p>
+            <w:pPr>
+              <w:spacing w:after="0"/>
+            </w:pPr>
+            <w:r>
+              <w:rPr>
+                <w:rFonts w:ascii="Calibri" w:cs="Calibri" w:eastAsia="Calibri" w:hAnsi="Calibri"/>
+                <w:b w:val="false"/>
+                <w:bCs w:val="false"/>
+                <w:sz w:val="20"/>
+                <w:szCs w:val="20"/>
+              </w:rPr>
+              <w:t xml:space="preserve">93.8</w:t>
+            </w:r>
+          </w:p>
+        </w:tc>
+      </w:tr>
+      <w:tr>
+        <w:tc>
+          <w:tcPr>
+            <w:tcW w:type="dxa" w:w="600"/>
+            <w:tcBorders>
+              <w:top w:val="single" w:color="B0B0B0" w:sz="4"/>
+              <w:left w:val="single" w:color="B0B0B0" w:sz="4"/>
+              <w:bottom w:val="single" w:color="B0B0B0" w:sz="4"/>
+              <w:right w:val="single" w:color="B0B0B0" w:sz="4"/>
+            </w:tcBorders>
+            <w:tcMar>
+              <w:top w:type="dxa" w:w="80"/>
+              <w:left w:type="dxa" w:w="120"/>
+              <w:bottom w:type="dxa" w:w="80"/>
+              <w:right w:type="dxa" w:w="120"/>
+            </w:tcMar>
+          </w:tcPr>
+          <w:p>
+            <w:pPr>
+              <w:spacing w:after="0"/>
+            </w:pPr>
+            <w:r>
+              <w:rPr>
+                <w:rFonts w:ascii="Calibri" w:cs="Calibri" w:eastAsia="Calibri" w:hAnsi="Calibri"/>
+                <w:b w:val="false"/>
+                <w:bCs w:val="false"/>
+                <w:sz w:val="20"/>
+                <w:szCs w:val="20"/>
+              </w:rPr>
+              <w:t xml:space="preserve">6</w:t>
+            </w:r>
+          </w:p>
+        </w:tc>
+        <w:tc>
+          <w:tcPr>
+            <w:tcW w:type="dxa" w:w="2600"/>
+            <w:tcBorders>
+              <w:top w:val="single" w:color="B0B0B0" w:sz="4"/>
+              <w:left w:val="single" w:color="B0B0B0" w:sz="4"/>
+              <w:bottom w:val="single" w:color="B0B0B0" w:sz="4"/>
+              <w:right w:val="single" w:color="B0B0B0" w:sz="4"/>
+            </w:tcBorders>
+            <w:tcMar>
+              <w:top w:type="dxa" w:w="80"/>
+              <w:left w:type="dxa" w:w="120"/>
+              <w:bottom w:type="dxa" w:w="80"/>
+              <w:right w:type="dxa" w:w="120"/>
+            </w:tcMar>
+          </w:tcPr>
+          <w:p>
+            <w:pPr>
+              <w:spacing w:after="0"/>
+            </w:pPr>
+            <w:r>
+              <w:rPr>
+                <w:rFonts w:ascii="Calibri" w:cs="Calibri" w:eastAsia="Calibri" w:hAnsi="Calibri"/>
+                <w:b w:val="false"/>
+                <w:bCs w:val="false"/>
+                <w:sz w:val="20"/>
+                <w:szCs w:val="20"/>
+              </w:rPr>
+              <w:t xml:space="preserve">Chaves</w:t>
+            </w:r>
+          </w:p>
+        </w:tc>
+        <w:tc>
+          <w:tcPr>
+            <w:tcW w:type="dxa" w:w="1800"/>
+            <w:tcBorders>
+              <w:top w:val="single" w:color="B0B0B0" w:sz="4"/>
+              <w:left w:val="single" w:color="B0B0B0" w:sz="4"/>
+              <w:bottom w:val="single" w:color="B0B0B0" w:sz="4"/>
+              <w:right w:val="single" w:color="B0B0B0" w:sz="4"/>
+            </w:tcBorders>
+            <w:tcMar>
+              <w:top w:type="dxa" w:w="80"/>
+              <w:left w:type="dxa" w:w="120"/>
+              <w:bottom w:type="dxa" w:w="80"/>
+              <w:right w:type="dxa" w:w="120"/>
+            </w:tcMar>
+          </w:tcPr>
+          <w:p>
+            <w:pPr>
+              <w:spacing w:after="0"/>
+            </w:pPr>
+            <w:r>
+              <w:rPr>
+                <w:rFonts w:ascii="Calibri" w:cs="Calibri" w:eastAsia="Calibri" w:hAnsi="Calibri"/>
+                <w:b w:val="false"/>
+                <w:bCs w:val="false"/>
+                <w:sz w:val="20"/>
+                <w:szCs w:val="20"/>
+              </w:rPr>
+              <w:t xml:space="preserve">NM</w:t>
+            </w:r>
+          </w:p>
+        </w:tc>
+        <w:tc>
+          <w:tcPr>
+            <w:tcW w:type="dxa" w:w="1400"/>
+            <w:tcBorders>
+              <w:top w:val="single" w:color="B0B0B0" w:sz="4"/>
+              <w:left w:val="single" w:color="B0B0B0" w:sz="4"/>
+              <w:bottom w:val="single" w:color="B0B0B0" w:sz="4"/>
+              <w:right w:val="single" w:color="B0B0B0" w:sz="4"/>
+            </w:tcBorders>
+            <w:tcMar>
+              <w:top w:type="dxa" w:w="80"/>
+              <w:left w:type="dxa" w:w="120"/>
+              <w:bottom w:type="dxa" w:w="80"/>
+              <w:right w:type="dxa" w:w="120"/>
+            </w:tcMar>
+          </w:tcPr>
+          <w:p>
+            <w:pPr>
+              <w:spacing w:after="0"/>
+            </w:pPr>
+            <w:r>
+              <w:rPr>
+                <w:rFonts w:ascii="Calibri" w:cs="Calibri" w:eastAsia="Calibri" w:hAnsi="Calibri"/>
+                <w:b w:val="false"/>
+                <w:bCs w:val="false"/>
+                <w:sz w:val="20"/>
+                <w:szCs w:val="20"/>
+              </w:rPr>
+              <w:t xml:space="preserve">96.4</w:t>
+            </w:r>
+          </w:p>
+        </w:tc>
+        <w:tc>
+          <w:tcPr>
+            <w:tcW w:type="dxa" w:w="1480"/>
+            <w:tcBorders>
+              <w:top w:val="single" w:color="B0B0B0" w:sz="4"/>
+              <w:left w:val="single" w:color="B0B0B0" w:sz="4"/>
+              <w:bottom w:val="single" w:color="B0B0B0" w:sz="4"/>
+              <w:right w:val="single" w:color="B0B0B0" w:sz="4"/>
+            </w:tcBorders>
+            <w:tcMar>
+              <w:top w:type="dxa" w:w="80"/>
+              <w:left w:type="dxa" w:w="120"/>
+              <w:bottom w:type="dxa" w:w="80"/>
+              <w:right w:type="dxa" w:w="120"/>
+            </w:tcMar>
+          </w:tcPr>
+          <w:p>
+            <w:pPr>
+              <w:spacing w:after="0"/>
+            </w:pPr>
+            <w:r>
+              <w:rPr>
+                <w:rFonts w:ascii="Calibri" w:cs="Calibri" w:eastAsia="Calibri" w:hAnsi="Calibri"/>
+                <w:b w:val="false"/>
+                <w:bCs w:val="false"/>
+                <w:sz w:val="20"/>
+                <w:szCs w:val="20"/>
+              </w:rPr>
+              <w:t xml:space="preserve">90.4</w:t>
+            </w:r>
+          </w:p>
+        </w:tc>
+        <w:tc>
+          <w:tcPr>
+            <w:tcW w:type="dxa" w:w="1480"/>
+            <w:tcBorders>
+              <w:top w:val="single" w:color="B0B0B0" w:sz="4"/>
+              <w:left w:val="single" w:color="B0B0B0" w:sz="4"/>
+              <w:bottom w:val="single" w:color="B0B0B0" w:sz="4"/>
+              <w:right w:val="single" w:color="B0B0B0" w:sz="4"/>
+            </w:tcBorders>
+            <w:tcMar>
+              <w:top w:type="dxa" w:w="80"/>
+              <w:left w:type="dxa" w:w="120"/>
+              <w:bottom w:type="dxa" w:w="80"/>
+              <w:right w:type="dxa" w:w="120"/>
+            </w:tcMar>
+          </w:tcPr>
+          <w:p>
+            <w:pPr>
+              <w:spacing w:after="0"/>
+            </w:pPr>
+            <w:r>
+              <w:rPr>
+                <w:rFonts w:ascii="Calibri" w:cs="Calibri" w:eastAsia="Calibri" w:hAnsi="Calibri"/>
+                <w:b w:val="false"/>
+                <w:bCs w:val="false"/>
+                <w:sz w:val="20"/>
+                <w:szCs w:val="20"/>
+              </w:rPr>
+              <w:t xml:space="preserve">93.4</w:t>
+            </w:r>
+          </w:p>
+        </w:tc>
+      </w:tr>
+      <w:tr>
+        <w:tc>
+          <w:tcPr>
+            <w:tcW w:type="dxa" w:w="600"/>
+            <w:tcBorders>
+              <w:top w:val="single" w:color="B0B0B0" w:sz="4"/>
+              <w:left w:val="single" w:color="B0B0B0" w:sz="4"/>
+              <w:bottom w:val="single" w:color="B0B0B0" w:sz="4"/>
+              <w:right w:val="single" w:color="B0B0B0" w:sz="4"/>
+            </w:tcBorders>
+            <w:tcMar>
+              <w:top w:type="dxa" w:w="80"/>
+              <w:left w:type="dxa" w:w="120"/>
+              <w:bottom w:type="dxa" w:w="80"/>
+              <w:right w:type="dxa" w:w="120"/>
+            </w:tcMar>
+          </w:tcPr>
+          <w:p>
+            <w:pPr>
+              <w:spacing w:after="0"/>
+            </w:pPr>
+            <w:r>
+              <w:rPr>
+                <w:rFonts w:ascii="Calibri" w:cs="Calibri" w:eastAsia="Calibri" w:hAnsi="Calibri"/>
+                <w:b w:val="false"/>
+                <w:bCs w:val="false"/>
+                <w:sz w:val="20"/>
+                <w:szCs w:val="20"/>
+              </w:rPr>
+              <w:t xml:space="preserve">7</w:t>
+            </w:r>
+          </w:p>
+        </w:tc>
+        <w:tc>
+          <w:tcPr>
+            <w:tcW w:type="dxa" w:w="2600"/>
+            <w:tcBorders>
+              <w:top w:val="single" w:color="B0B0B0" w:sz="4"/>
+              <w:left w:val="single" w:color="B0B0B0" w:sz="4"/>
+              <w:bottom w:val="single" w:color="B0B0B0" w:sz="4"/>
+              <w:right w:val="single" w:color="B0B0B0" w:sz="4"/>
+            </w:tcBorders>
+            <w:tcMar>
+              <w:top w:type="dxa" w:w="80"/>
+              <w:left w:type="dxa" w:w="120"/>
+              <w:bottom w:type="dxa" w:w="80"/>
+              <w:right w:type="dxa" w:w="120"/>
+            </w:tcMar>
+          </w:tcPr>
+          <w:p>
+            <w:pPr>
+              <w:spacing w:after="0"/>
+            </w:pPr>
+            <w:r>
+              <w:rPr>
+                <w:rFonts w:ascii="Calibri" w:cs="Calibri" w:eastAsia="Calibri" w:hAnsi="Calibri"/>
+                <w:b w:val="false"/>
+                <w:bCs w:val="false"/>
+                <w:sz w:val="20"/>
+                <w:szCs w:val="20"/>
+              </w:rPr>
+              <w:t xml:space="preserve">Utah</w:t>
+            </w:r>
+          </w:p>
+        </w:tc>
+        <w:tc>
+          <w:tcPr>
+            <w:tcW w:type="dxa" w:w="1800"/>
+            <w:tcBorders>
+              <w:top w:val="single" w:color="B0B0B0" w:sz="4"/>
+              <w:left w:val="single" w:color="B0B0B0" w:sz="4"/>
+              <w:bottom w:val="single" w:color="B0B0B0" w:sz="4"/>
+              <w:right w:val="single" w:color="B0B0B0" w:sz="4"/>
+            </w:tcBorders>
+            <w:tcMar>
+              <w:top w:type="dxa" w:w="80"/>
+              <w:left w:type="dxa" w:w="120"/>
+              <w:bottom w:type="dxa" w:w="80"/>
+              <w:right w:type="dxa" w:w="120"/>
+            </w:tcMar>
+          </w:tcPr>
+          <w:p>
+            <w:pPr>
+              <w:spacing w:after="0"/>
+            </w:pPr>
+            <w:r>
+              <w:rPr>
+                <w:rFonts w:ascii="Calibri" w:cs="Calibri" w:eastAsia="Calibri" w:hAnsi="Calibri"/>
+                <w:b w:val="false"/>
+                <w:bCs w:val="false"/>
+                <w:sz w:val="20"/>
+                <w:szCs w:val="20"/>
+              </w:rPr>
+              <w:t xml:space="preserve">UT</w:t>
+            </w:r>
+          </w:p>
+        </w:tc>
+        <w:tc>
+          <w:tcPr>
+            <w:tcW w:type="dxa" w:w="1400"/>
+            <w:tcBorders>
+              <w:top w:val="single" w:color="B0B0B0" w:sz="4"/>
+              <w:left w:val="single" w:color="B0B0B0" w:sz="4"/>
+              <w:bottom w:val="single" w:color="B0B0B0" w:sz="4"/>
+              <w:right w:val="single" w:color="B0B0B0" w:sz="4"/>
+            </w:tcBorders>
+            <w:tcMar>
+              <w:top w:type="dxa" w:w="80"/>
+              <w:left w:type="dxa" w:w="120"/>
+              <w:bottom w:type="dxa" w:w="80"/>
+              <w:right w:type="dxa" w:w="120"/>
+            </w:tcMar>
+          </w:tcPr>
+          <w:p>
+            <w:pPr>
+              <w:spacing w:after="0"/>
+            </w:pPr>
+            <w:r>
+              <w:rPr>
+                <w:rFonts w:ascii="Calibri" w:cs="Calibri" w:eastAsia="Calibri" w:hAnsi="Calibri"/>
+                <w:b w:val="false"/>
+                <w:bCs w:val="false"/>
+                <w:sz w:val="20"/>
+                <w:szCs w:val="20"/>
+              </w:rPr>
+              <w:t xml:space="preserve">98.4</w:t>
+            </w:r>
+          </w:p>
+        </w:tc>
+        <w:tc>
+          <w:tcPr>
+            <w:tcW w:type="dxa" w:w="1480"/>
+            <w:tcBorders>
+              <w:top w:val="single" w:color="B0B0B0" w:sz="4"/>
+              <w:left w:val="single" w:color="B0B0B0" w:sz="4"/>
+              <w:bottom w:val="single" w:color="B0B0B0" w:sz="4"/>
+              <w:right w:val="single" w:color="B0B0B0" w:sz="4"/>
+            </w:tcBorders>
+            <w:tcMar>
+              <w:top w:type="dxa" w:w="80"/>
+              <w:left w:type="dxa" w:w="120"/>
+              <w:bottom w:type="dxa" w:w="80"/>
+              <w:right w:type="dxa" w:w="120"/>
+            </w:tcMar>
+          </w:tcPr>
+          <w:p>
+            <w:pPr>
+              <w:spacing w:after="0"/>
+            </w:pPr>
+            <w:r>
+              <w:rPr>
+                <w:rFonts w:ascii="Calibri" w:cs="Calibri" w:eastAsia="Calibri" w:hAnsi="Calibri"/>
+                <w:b w:val="false"/>
+                <w:bCs w:val="false"/>
+                <w:sz w:val="20"/>
+                <w:szCs w:val="20"/>
+              </w:rPr>
+              <w:t xml:space="preserve">88.2</w:t>
+            </w:r>
+          </w:p>
+        </w:tc>
+        <w:tc>
+          <w:tcPr>
+            <w:tcW w:type="dxa" w:w="1480"/>
+            <w:tcBorders>
+              <w:top w:val="single" w:color="B0B0B0" w:sz="4"/>
+              <w:left w:val="single" w:color="B0B0B0" w:sz="4"/>
+              <w:bottom w:val="single" w:color="B0B0B0" w:sz="4"/>
+              <w:right w:val="single" w:color="B0B0B0" w:sz="4"/>
+            </w:tcBorders>
+            <w:tcMar>
+              <w:top w:type="dxa" w:w="80"/>
+              <w:left w:type="dxa" w:w="120"/>
+              <w:bottom w:type="dxa" w:w="80"/>
+              <w:right w:type="dxa" w:w="120"/>
+            </w:tcMar>
+          </w:tcPr>
+          <w:p>
+            <w:pPr>
+              <w:spacing w:after="0"/>
+            </w:pPr>
+            <w:r>
+              <w:rPr>
+                <w:rFonts w:ascii="Calibri" w:cs="Calibri" w:eastAsia="Calibri" w:hAnsi="Calibri"/>
+                <w:b w:val="false"/>
+                <w:bCs w:val="false"/>
+                <w:sz w:val="20"/>
+                <w:szCs w:val="20"/>
+              </w:rPr>
+              <w:t xml:space="preserve">93.3</w:t>
+            </w:r>
+          </w:p>
+        </w:tc>
+      </w:tr>
+      <w:tr>
+        <w:tc>
+          <w:tcPr>
+            <w:tcW w:type="dxa" w:w="600"/>
+            <w:tcBorders>
+              <w:top w:val="single" w:color="B0B0B0" w:sz="4"/>
+              <w:left w:val="single" w:color="B0B0B0" w:sz="4"/>
+              <w:bottom w:val="single" w:color="B0B0B0" w:sz="4"/>
+              <w:right w:val="single" w:color="B0B0B0" w:sz="4"/>
+            </w:tcBorders>
+            <w:tcMar>
+              <w:top w:type="dxa" w:w="80"/>
+              <w:left w:type="dxa" w:w="120"/>
+              <w:bottom w:type="dxa" w:w="80"/>
+              <w:right w:type="dxa" w:w="120"/>
+            </w:tcMar>
+          </w:tcPr>
+          <w:p>
+            <w:pPr>
+              <w:spacing w:after="0"/>
+            </w:pPr>
+            <w:r>
+              <w:rPr>
+                <w:rFonts w:ascii="Calibri" w:cs="Calibri" w:eastAsia="Calibri" w:hAnsi="Calibri"/>
+                <w:b w:val="false"/>
+                <w:bCs w:val="false"/>
+                <w:sz w:val="20"/>
+                <w:szCs w:val="20"/>
+              </w:rPr>
+              <w:t xml:space="preserve">8</w:t>
+            </w:r>
+          </w:p>
+        </w:tc>
+        <w:tc>
+          <w:tcPr>
+            <w:tcW w:type="dxa" w:w="2600"/>
+            <w:tcBorders>
+              <w:top w:val="single" w:color="B0B0B0" w:sz="4"/>
+              <w:left w:val="single" w:color="B0B0B0" w:sz="4"/>
+              <w:bottom w:val="single" w:color="B0B0B0" w:sz="4"/>
+              <w:right w:val="single" w:color="B0B0B0" w:sz="4"/>
+            </w:tcBorders>
+            <w:tcMar>
+              <w:top w:type="dxa" w:w="80"/>
+              <w:left w:type="dxa" w:w="120"/>
+              <w:bottom w:type="dxa" w:w="80"/>
+              <w:right w:type="dxa" w:w="120"/>
+            </w:tcMar>
+          </w:tcPr>
+          <w:p>
+            <w:pPr>
+              <w:spacing w:after="0"/>
+            </w:pPr>
+            <w:r>
+              <w:rPr>
+                <w:rFonts w:ascii="Calibri" w:cs="Calibri" w:eastAsia="Calibri" w:hAnsi="Calibri"/>
+                <w:b w:val="false"/>
+                <w:bCs w:val="false"/>
+                <w:sz w:val="20"/>
+                <w:szCs w:val="20"/>
+              </w:rPr>
+              <w:t xml:space="preserve">Mesa</w:t>
+            </w:r>
+          </w:p>
+        </w:tc>
+        <w:tc>
+          <w:tcPr>
+            <w:tcW w:type="dxa" w:w="1800"/>
+            <w:tcBorders>
+              <w:top w:val="single" w:color="B0B0B0" w:sz="4"/>
+              <w:left w:val="single" w:color="B0B0B0" w:sz="4"/>
+              <w:bottom w:val="single" w:color="B0B0B0" w:sz="4"/>
+              <w:right w:val="single" w:color="B0B0B0" w:sz="4"/>
+            </w:tcBorders>
+            <w:tcMar>
+              <w:top w:type="dxa" w:w="80"/>
+              <w:left w:type="dxa" w:w="120"/>
+              <w:bottom w:type="dxa" w:w="80"/>
+              <w:right w:type="dxa" w:w="120"/>
+            </w:tcMar>
+          </w:tcPr>
+          <w:p>
+            <w:pPr>
+              <w:spacing w:after="0"/>
+            </w:pPr>
+            <w:r>
+              <w:rPr>
+                <w:rFonts w:ascii="Calibri" w:cs="Calibri" w:eastAsia="Calibri" w:hAnsi="Calibri"/>
+                <w:b w:val="false"/>
+                <w:bCs w:val="false"/>
+                <w:sz w:val="20"/>
+                <w:szCs w:val="20"/>
+              </w:rPr>
+              <w:t xml:space="preserve">CO</w:t>
+            </w:r>
+          </w:p>
+        </w:tc>
+        <w:tc>
+          <w:tcPr>
+            <w:tcW w:type="dxa" w:w="1400"/>
+            <w:tcBorders>
+              <w:top w:val="single" w:color="B0B0B0" w:sz="4"/>
+              <w:left w:val="single" w:color="B0B0B0" w:sz="4"/>
+              <w:bottom w:val="single" w:color="B0B0B0" w:sz="4"/>
+              <w:right w:val="single" w:color="B0B0B0" w:sz="4"/>
+            </w:tcBorders>
+            <w:tcMar>
+              <w:top w:type="dxa" w:w="80"/>
+              <w:left w:type="dxa" w:w="120"/>
+              <w:bottom w:type="dxa" w:w="80"/>
+              <w:right w:type="dxa" w:w="120"/>
+            </w:tcMar>
+          </w:tcPr>
+          <w:p>
+            <w:pPr>
+              <w:spacing w:after="0"/>
+            </w:pPr>
+            <w:r>
+              <w:rPr>
+                <w:rFonts w:ascii="Calibri" w:cs="Calibri" w:eastAsia="Calibri" w:hAnsi="Calibri"/>
+                <w:b w:val="false"/>
+                <w:bCs w:val="false"/>
+                <w:sz w:val="20"/>
+                <w:szCs w:val="20"/>
+              </w:rPr>
+              <w:t xml:space="preserve">92.6</w:t>
+            </w:r>
+          </w:p>
+        </w:tc>
+        <w:tc>
+          <w:tcPr>
+            <w:tcW w:type="dxa" w:w="1480"/>
+            <w:tcBorders>
+              <w:top w:val="single" w:color="B0B0B0" w:sz="4"/>
+              <w:left w:val="single" w:color="B0B0B0" w:sz="4"/>
+              <w:bottom w:val="single" w:color="B0B0B0" w:sz="4"/>
+              <w:right w:val="single" w:color="B0B0B0" w:sz="4"/>
+            </w:tcBorders>
+            <w:tcMar>
+              <w:top w:type="dxa" w:w="80"/>
+              <w:left w:type="dxa" w:w="120"/>
+              <w:bottom w:type="dxa" w:w="80"/>
+              <w:right w:type="dxa" w:w="120"/>
+            </w:tcMar>
+          </w:tcPr>
+          <w:p>
+            <w:pPr>
+              <w:spacing w:after="0"/>
+            </w:pPr>
+            <w:r>
+              <w:rPr>
+                <w:rFonts w:ascii="Calibri" w:cs="Calibri" w:eastAsia="Calibri" w:hAnsi="Calibri"/>
+                <w:b w:val="false"/>
+                <w:bCs w:val="false"/>
+                <w:sz w:val="20"/>
+                <w:szCs w:val="20"/>
+              </w:rPr>
+              <w:t xml:space="preserve">93.3</w:t>
+            </w:r>
+          </w:p>
+        </w:tc>
+        <w:tc>
+          <w:tcPr>
+            <w:tcW w:type="dxa" w:w="1480"/>
+            <w:tcBorders>
+              <w:top w:val="single" w:color="B0B0B0" w:sz="4"/>
+              <w:left w:val="single" w:color="B0B0B0" w:sz="4"/>
+              <w:bottom w:val="single" w:color="B0B0B0" w:sz="4"/>
+              <w:right w:val="single" w:color="B0B0B0" w:sz="4"/>
+            </w:tcBorders>
+            <w:tcMar>
+              <w:top w:type="dxa" w:w="80"/>
+              <w:left w:type="dxa" w:w="120"/>
+              <w:bottom w:type="dxa" w:w="80"/>
+              <w:right w:type="dxa" w:w="120"/>
+            </w:tcMar>
+          </w:tcPr>
+          <w:p>
+            <w:pPr>
+              <w:spacing w:after="0"/>
+            </w:pPr>
+            <w:r>
+              <w:rPr>
+                <w:rFonts w:ascii="Calibri" w:cs="Calibri" w:eastAsia="Calibri" w:hAnsi="Calibri"/>
+                <w:b w:val="false"/>
+                <w:bCs w:val="false"/>
+                <w:sz w:val="20"/>
+                <w:szCs w:val="20"/>
+              </w:rPr>
+              <w:t xml:space="preserve">92.9</w:t>
+            </w:r>
+          </w:p>
+        </w:tc>
+      </w:tr>
+      <w:tr>
+        <w:tc>
+          <w:tcPr>
+            <w:tcW w:type="dxa" w:w="600"/>
+            <w:tcBorders>
+              <w:top w:val="single" w:color="B0B0B0" w:sz="4"/>
+              <w:left w:val="single" w:color="B0B0B0" w:sz="4"/>
+              <w:bottom w:val="single" w:color="B0B0B0" w:sz="4"/>
+              <w:right w:val="single" w:color="B0B0B0" w:sz="4"/>
+            </w:tcBorders>
+            <w:tcMar>
+              <w:top w:type="dxa" w:w="80"/>
+              <w:left w:type="dxa" w:w="120"/>
+              <w:bottom w:type="dxa" w:w="80"/>
+              <w:right w:type="dxa" w:w="120"/>
+            </w:tcMar>
+          </w:tcPr>
+          <w:p>
+            <w:pPr>
+              <w:spacing w:after="0"/>
+            </w:pPr>
+            <w:r>
+              <w:rPr>
+                <w:rFonts w:ascii="Calibri" w:cs="Calibri" w:eastAsia="Calibri" w:hAnsi="Calibri"/>
+                <w:b w:val="false"/>
+                <w:bCs w:val="false"/>
+                <w:sz w:val="20"/>
+                <w:szCs w:val="20"/>
+              </w:rPr>
+              <w:t xml:space="preserve">9</w:t>
+            </w:r>
+          </w:p>
+        </w:tc>
+        <w:tc>
+          <w:tcPr>
+            <w:tcW w:type="dxa" w:w="2600"/>
+            <w:tcBorders>
+              <w:top w:val="single" w:color="B0B0B0" w:sz="4"/>
+              <w:left w:val="single" w:color="B0B0B0" w:sz="4"/>
+              <w:bottom w:val="single" w:color="B0B0B0" w:sz="4"/>
+              <w:right w:val="single" w:color="B0B0B0" w:sz="4"/>
+            </w:tcBorders>
+            <w:tcMar>
+              <w:top w:type="dxa" w:w="80"/>
+              <w:left w:type="dxa" w:w="120"/>
+              <w:bottom w:type="dxa" w:w="80"/>
+              <w:right w:type="dxa" w:w="120"/>
+            </w:tcMar>
+          </w:tcPr>
+          <w:p>
+            <w:pPr>
+              <w:spacing w:after="0"/>
+            </w:pPr>
+            <w:r>
+              <w:rPr>
+                <w:rFonts w:ascii="Calibri" w:cs="Calibri" w:eastAsia="Calibri" w:hAnsi="Calibri"/>
+                <w:b w:val="false"/>
+                <w:bCs w:val="false"/>
+                <w:sz w:val="20"/>
+                <w:szCs w:val="20"/>
+              </w:rPr>
+              <w:t xml:space="preserve">Santa Fe</w:t>
+            </w:r>
+          </w:p>
+        </w:tc>
+        <w:tc>
+          <w:tcPr>
+            <w:tcW w:type="dxa" w:w="1800"/>
+            <w:tcBorders>
+              <w:top w:val="single" w:color="B0B0B0" w:sz="4"/>
+              <w:left w:val="single" w:color="B0B0B0" w:sz="4"/>
+              <w:bottom w:val="single" w:color="B0B0B0" w:sz="4"/>
+              <w:right w:val="single" w:color="B0B0B0" w:sz="4"/>
+            </w:tcBorders>
+            <w:tcMar>
+              <w:top w:type="dxa" w:w="80"/>
+              <w:left w:type="dxa" w:w="120"/>
+              <w:bottom w:type="dxa" w:w="80"/>
+              <w:right w:type="dxa" w:w="120"/>
+            </w:tcMar>
+          </w:tcPr>
+          <w:p>
+            <w:pPr>
+              <w:spacing w:after="0"/>
+            </w:pPr>
+            <w:r>
+              <w:rPr>
+                <w:rFonts w:ascii="Calibri" w:cs="Calibri" w:eastAsia="Calibri" w:hAnsi="Calibri"/>
+                <w:b w:val="false"/>
+                <w:bCs w:val="false"/>
+                <w:sz w:val="20"/>
+                <w:szCs w:val="20"/>
+              </w:rPr>
+              <w:t xml:space="preserve">NM</w:t>
+            </w:r>
+          </w:p>
+        </w:tc>
+        <w:tc>
+          <w:tcPr>
+            <w:tcW w:type="dxa" w:w="1400"/>
+            <w:tcBorders>
+              <w:top w:val="single" w:color="B0B0B0" w:sz="4"/>
+              <w:left w:val="single" w:color="B0B0B0" w:sz="4"/>
+              <w:bottom w:val="single" w:color="B0B0B0" w:sz="4"/>
+              <w:right w:val="single" w:color="B0B0B0" w:sz="4"/>
+            </w:tcBorders>
+            <w:tcMar>
+              <w:top w:type="dxa" w:w="80"/>
+              <w:left w:type="dxa" w:w="120"/>
+              <w:bottom w:type="dxa" w:w="80"/>
+              <w:right w:type="dxa" w:w="120"/>
+            </w:tcMar>
+          </w:tcPr>
+          <w:p>
+            <w:pPr>
+              <w:spacing w:after="0"/>
+            </w:pPr>
+            <w:r>
+              <w:rPr>
+                <w:rFonts w:ascii="Calibri" w:cs="Calibri" w:eastAsia="Calibri" w:hAnsi="Calibri"/>
+                <w:b w:val="false"/>
+                <w:bCs w:val="false"/>
+                <w:sz w:val="20"/>
+                <w:szCs w:val="20"/>
+              </w:rPr>
+              <w:t xml:space="preserve">95.7</w:t>
+            </w:r>
+          </w:p>
+        </w:tc>
+        <w:tc>
+          <w:tcPr>
+            <w:tcW w:type="dxa" w:w="1480"/>
+            <w:tcBorders>
+              <w:top w:val="single" w:color="B0B0B0" w:sz="4"/>
+              <w:left w:val="single" w:color="B0B0B0" w:sz="4"/>
+              <w:bottom w:val="single" w:color="B0B0B0" w:sz="4"/>
+              <w:right w:val="single" w:color="B0B0B0" w:sz="4"/>
+            </w:tcBorders>
+            <w:tcMar>
+              <w:top w:type="dxa" w:w="80"/>
+              <w:left w:type="dxa" w:w="120"/>
+              <w:bottom w:type="dxa" w:w="80"/>
+              <w:right w:type="dxa" w:w="120"/>
+            </w:tcMar>
+          </w:tcPr>
+          <w:p>
+            <w:pPr>
+              <w:spacing w:after="0"/>
+            </w:pPr>
+            <w:r>
+              <w:rPr>
+                <w:rFonts w:ascii="Calibri" w:cs="Calibri" w:eastAsia="Calibri" w:hAnsi="Calibri"/>
+                <w:b w:val="false"/>
+                <w:bCs w:val="false"/>
+                <w:sz w:val="20"/>
+                <w:szCs w:val="20"/>
+              </w:rPr>
+              <w:t xml:space="preserve">89.7</w:t>
+            </w:r>
+          </w:p>
+        </w:tc>
+        <w:tc>
+          <w:tcPr>
+            <w:tcW w:type="dxa" w:w="1480"/>
+            <w:tcBorders>
+              <w:top w:val="single" w:color="B0B0B0" w:sz="4"/>
+              <w:left w:val="single" w:color="B0B0B0" w:sz="4"/>
+              <w:bottom w:val="single" w:color="B0B0B0" w:sz="4"/>
+              <w:right w:val="single" w:color="B0B0B0" w:sz="4"/>
+            </w:tcBorders>
+            <w:tcMar>
+              <w:top w:type="dxa" w:w="80"/>
+              <w:left w:type="dxa" w:w="120"/>
+              <w:bottom w:type="dxa" w:w="80"/>
+              <w:right w:type="dxa" w:w="120"/>
+            </w:tcMar>
+          </w:tcPr>
+          <w:p>
+            <w:pPr>
+              <w:spacing w:after="0"/>
+            </w:pPr>
+            <w:r>
+              <w:rPr>
+                <w:rFonts w:ascii="Calibri" w:cs="Calibri" w:eastAsia="Calibri" w:hAnsi="Calibri"/>
+                <w:b w:val="false"/>
+                <w:bCs w:val="false"/>
+                <w:sz w:val="20"/>
+                <w:szCs w:val="20"/>
+              </w:rPr>
+              <w:t xml:space="preserve">92.7</w:t>
+            </w:r>
+          </w:p>
+        </w:tc>
+      </w:tr>
+      <w:tr>
+        <w:tc>
+          <w:tcPr>
+            <w:tcW w:type="dxa" w:w="600"/>
+            <w:tcBorders>
+              <w:top w:val="single" w:color="B0B0B0" w:sz="4"/>
+              <w:left w:val="single" w:color="B0B0B0" w:sz="4"/>
+              <w:bottom w:val="single" w:color="B0B0B0" w:sz="4"/>
+              <w:right w:val="single" w:color="B0B0B0" w:sz="4"/>
+            </w:tcBorders>
+            <w:tcMar>
+              <w:top w:type="dxa" w:w="80"/>
+              <w:left w:type="dxa" w:w="120"/>
+              <w:bottom w:type="dxa" w:w="80"/>
+              <w:right w:type="dxa" w:w="120"/>
+            </w:tcMar>
+          </w:tcPr>
+          <w:p>
+            <w:pPr>
+              <w:spacing w:after="0"/>
+            </w:pPr>
+            <w:r>
+              <w:rPr>
+                <w:rFonts w:ascii="Calibri" w:cs="Calibri" w:eastAsia="Calibri" w:hAnsi="Calibri"/>
+                <w:b w:val="false"/>
+                <w:bCs w:val="false"/>
+                <w:sz w:val="20"/>
+                <w:szCs w:val="20"/>
+              </w:rPr>
+              <w:t xml:space="preserve">10</w:t>
+            </w:r>
+          </w:p>
+        </w:tc>
+        <w:tc>
+          <w:tcPr>
+            <w:tcW w:type="dxa" w:w="2600"/>
+            <w:tcBorders>
+              <w:top w:val="single" w:color="B0B0B0" w:sz="4"/>
+              <w:left w:val="single" w:color="B0B0B0" w:sz="4"/>
+              <w:bottom w:val="single" w:color="B0B0B0" w:sz="4"/>
+              <w:right w:val="single" w:color="B0B0B0" w:sz="4"/>
+            </w:tcBorders>
+            <w:tcMar>
+              <w:top w:type="dxa" w:w="80"/>
+              <w:left w:type="dxa" w:w="120"/>
+              <w:bottom w:type="dxa" w:w="80"/>
+              <w:right w:type="dxa" w:w="120"/>
+            </w:tcMar>
+          </w:tcPr>
+          <w:p>
+            <w:pPr>
+              <w:spacing w:after="0"/>
+            </w:pPr>
+            <w:r>
+              <w:rPr>
+                <w:rFonts w:ascii="Calibri" w:cs="Calibri" w:eastAsia="Calibri" w:hAnsi="Calibri"/>
+                <w:b w:val="false"/>
+                <w:bCs w:val="false"/>
+                <w:sz w:val="20"/>
+                <w:szCs w:val="20"/>
+              </w:rPr>
+              <w:t xml:space="preserve">Weber</w:t>
+            </w:r>
+          </w:p>
+        </w:tc>
+        <w:tc>
+          <w:tcPr>
+            <w:tcW w:type="dxa" w:w="1800"/>
+            <w:tcBorders>
+              <w:top w:val="single" w:color="B0B0B0" w:sz="4"/>
+              <w:left w:val="single" w:color="B0B0B0" w:sz="4"/>
+              <w:bottom w:val="single" w:color="B0B0B0" w:sz="4"/>
+              <w:right w:val="single" w:color="B0B0B0" w:sz="4"/>
+            </w:tcBorders>
+            <w:tcMar>
+              <w:top w:type="dxa" w:w="80"/>
+              <w:left w:type="dxa" w:w="120"/>
+              <w:bottom w:type="dxa" w:w="80"/>
+              <w:right w:type="dxa" w:w="120"/>
+            </w:tcMar>
+          </w:tcPr>
+          <w:p>
+            <w:pPr>
+              <w:spacing w:after="0"/>
+            </w:pPr>
+            <w:r>
+              <w:rPr>
+                <w:rFonts w:ascii="Calibri" w:cs="Calibri" w:eastAsia="Calibri" w:hAnsi="Calibri"/>
+                <w:b w:val="false"/>
+                <w:bCs w:val="false"/>
+                <w:sz w:val="20"/>
+                <w:szCs w:val="20"/>
+              </w:rPr>
+              <w:t xml:space="preserve">UT</w:t>
+            </w:r>
+          </w:p>
+        </w:tc>
+        <w:tc>
+          <w:tcPr>
+            <w:tcW w:type="dxa" w:w="1400"/>
+            <w:tcBorders>
+              <w:top w:val="single" w:color="B0B0B0" w:sz="4"/>
+              <w:left w:val="single" w:color="B0B0B0" w:sz="4"/>
+              <w:bottom w:val="single" w:color="B0B0B0" w:sz="4"/>
+              <w:right w:val="single" w:color="B0B0B0" w:sz="4"/>
+            </w:tcBorders>
+            <w:tcMar>
+              <w:top w:type="dxa" w:w="80"/>
+              <w:left w:type="dxa" w:w="120"/>
+              <w:bottom w:type="dxa" w:w="80"/>
+              <w:right w:type="dxa" w:w="120"/>
+            </w:tcMar>
+          </w:tcPr>
+          <w:p>
+            <w:pPr>
+              <w:spacing w:after="0"/>
+            </w:pPr>
+            <w:r>
+              <w:rPr>
+                <w:rFonts w:ascii="Calibri" w:cs="Calibri" w:eastAsia="Calibri" w:hAnsi="Calibri"/>
+                <w:b w:val="false"/>
+                <w:bCs w:val="false"/>
+                <w:sz w:val="20"/>
+                <w:szCs w:val="20"/>
+              </w:rPr>
+              <w:t xml:space="preserve">91.4</w:t>
+            </w:r>
+          </w:p>
+        </w:tc>
+        <w:tc>
+          <w:tcPr>
+            <w:tcW w:type="dxa" w:w="1480"/>
+            <w:tcBorders>
+              <w:top w:val="single" w:color="B0B0B0" w:sz="4"/>
+              <w:left w:val="single" w:color="B0B0B0" w:sz="4"/>
+              <w:bottom w:val="single" w:color="B0B0B0" w:sz="4"/>
+              <w:right w:val="single" w:color="B0B0B0" w:sz="4"/>
+            </w:tcBorders>
+            <w:tcMar>
+              <w:top w:type="dxa" w:w="80"/>
+              <w:left w:type="dxa" w:w="120"/>
+              <w:bottom w:type="dxa" w:w="80"/>
+              <w:right w:type="dxa" w:w="120"/>
+            </w:tcMar>
+          </w:tcPr>
+          <w:p>
+            <w:pPr>
+              <w:spacing w:after="0"/>
+            </w:pPr>
+            <w:r>
+              <w:rPr>
+                <w:rFonts w:ascii="Calibri" w:cs="Calibri" w:eastAsia="Calibri" w:hAnsi="Calibri"/>
+                <w:b w:val="false"/>
+                <w:bCs w:val="false"/>
+                <w:sz w:val="20"/>
+                <w:szCs w:val="20"/>
+              </w:rPr>
+              <w:t xml:space="preserve">93.7</w:t>
+            </w:r>
+          </w:p>
+        </w:tc>
+        <w:tc>
+          <w:tcPr>
+            <w:tcW w:type="dxa" w:w="1480"/>
+            <w:tcBorders>
+              <w:top w:val="single" w:color="B0B0B0" w:sz="4"/>
+              <w:left w:val="single" w:color="B0B0B0" w:sz="4"/>
+              <w:bottom w:val="single" w:color="B0B0B0" w:sz="4"/>
+              <w:right w:val="single" w:color="B0B0B0" w:sz="4"/>
+            </w:tcBorders>
+            <w:tcMar>
+              <w:top w:type="dxa" w:w="80"/>
+              <w:left w:type="dxa" w:w="120"/>
+              <w:bottom w:type="dxa" w:w="80"/>
+              <w:right w:type="dxa" w:w="120"/>
+            </w:tcMar>
+          </w:tcPr>
+          <w:p>
+            <w:pPr>
+              <w:spacing w:after="0"/>
+            </w:pPr>
+            <w:r>
+              <w:rPr>
+                <w:rFonts w:ascii="Calibri" w:cs="Calibri" w:eastAsia="Calibri" w:hAnsi="Calibri"/>
+                <w:b w:val="false"/>
+                <w:bCs w:val="false"/>
+                <w:sz w:val="20"/>
+                <w:szCs w:val="20"/>
+              </w:rPr>
+              <w:t xml:space="preserve">92.6</w:t>
+            </w:r>
+          </w:p>
+        </w:tc>
+      </w:tr>
+    </w:tbl>
     <w:p>
       <w:pPr>
         <w:pStyle w:val="Heading1"/>

--- a/docs/grant_overview_and_proposal.docx
+++ b/docs/grant_overview_and_proposal.docx
@@ -143,6 +143,20 @@
           <w:szCs w:val="32"/>
         </w:rPr>
         <w:t xml:space="preserve">Specific Aims</w:t>
+      </w:r>
+    </w:p>
+    <w:p>
+      <w:pPr>
+        <w:spacing w:after="120" w:line="300"/>
+        <w:jc w:val="both"/>
+      </w:pPr>
+      <w:r>
+        <w:rPr>
+          <w:rFonts w:ascii="Calibri" w:cs="Calibri" w:eastAsia="Calibri" w:hAnsi="Calibri"/>
+          <w:sz w:val="22"/>
+          <w:szCs w:val="22"/>
+        </w:rPr>
+        <w:t xml:space="preserve">This proposal documents Part 1: a static, cross-sectional geospatial analysis of where convergent climate-and-disability risk is structurally located across US counties. Behavioral adaptation, coping, and individual-level outcomes are out of scope for Part 1 and are carried by Phase 2 and Dr. Alexander's parallel clinical study arm.</w:t>
       </w:r>
     </w:p>
     <w:p>
